--- a/0.基础环境安装/vLLM部署docker/qwen-vllm-deploy-guide.docx
+++ b/0.基础环境安装/vLLM部署docker/qwen-vllm-deploy-guide.docx
@@ -33,7 +33,19 @@
         <w:fldChar w:fldCharType="separate"/>
       </w:r>
       <w:r>
-        <w:t>请按 Ctrl+A 全选，再按 F9 更新目录</w:t>
+        <w:t>请按</w:t>
+      </w:r>
+      <w:r>
+        <w:t xml:space="preserve"> Ctrl+A </w:t>
+      </w:r>
+      <w:r>
+        <w:t>全选，再按</w:t>
+      </w:r>
+      <w:r>
+        <w:t xml:space="preserve"> F9 </w:t>
+      </w:r>
+      <w:r>
+        <w:t>更新目录</w:t>
       </w:r>
       <w:r>
         <w:fldChar w:fldCharType="end"/>
@@ -86,7 +98,13 @@
         <w:rPr>
           <w:rFonts w:hint="eastAsia"/>
         </w:rPr>
-        <w:t>适用环境：GPU</w:t>
+        <w:t>适用环境：</w:t>
+      </w:r>
+      <w:r>
+        <w:rPr>
+          <w:rFonts w:hint="eastAsia"/>
+        </w:rPr>
+        <w:t>GPU</w:t>
       </w:r>
       <w:r>
         <w:t xml:space="preserve"> </w:t>
@@ -138,7 +156,13 @@
         <w:rPr>
           <w:rFonts w:hint="eastAsia"/>
         </w:rPr>
-        <w:t>目标模型：Qwen3-32B-AWQ</w:t>
+        <w:t>目标模型：</w:t>
+      </w:r>
+      <w:r>
+        <w:rPr>
+          <w:rFonts w:hint="eastAsia"/>
+        </w:rPr>
+        <w:t>Qwen3-32B-AWQ</w:t>
       </w:r>
       <w:r>
         <w:t xml:space="preserve"> / </w:t>
@@ -147,7 +171,13 @@
         <w:rPr>
           <w:rFonts w:hint="eastAsia"/>
         </w:rPr>
-        <w:t>Qwen3.5-27B-GPTQ-Int4（分别验证，不同时运行）</w:t>
+        <w:t>Qwen3.5-27B-GPTQ-Int4</w:t>
+      </w:r>
+      <w:r>
+        <w:rPr>
+          <w:rFonts w:hint="eastAsia"/>
+        </w:rPr>
+        <w:t>（分别验证，不同时运行）</w:t>
       </w:r>
     </w:p>
     <w:p>
@@ -160,7 +190,13 @@
         <w:rPr>
           <w:rFonts w:hint="eastAsia"/>
         </w:rPr>
-        <w:t>编制日期：2026-04-16</w:t>
+        <w:t>编制日期：</w:t>
+      </w:r>
+      <w:r>
+        <w:rPr>
+          <w:rFonts w:hint="eastAsia"/>
+        </w:rPr>
+        <w:t>2026-04-16</w:t>
       </w:r>
     </w:p>
     <w:p>
@@ -223,7 +259,13 @@
           <w:rPr>
             <w:rFonts w:hint="eastAsia"/>
           </w:rPr>
-          <w:t>第二部分：Qwen3-32B-AWQ</w:t>
+          <w:t>第二部分：</w:t>
+        </w:r>
+        <w:r>
+          <w:rPr>
+            <w:rFonts w:hint="eastAsia"/>
+          </w:rPr>
+          <w:t>Qwen3-32B-AWQ</w:t>
         </w:r>
         <w:r>
           <w:t xml:space="preserve"> </w:t>
@@ -251,7 +293,13 @@
           <w:rPr>
             <w:rFonts w:hint="eastAsia"/>
           </w:rPr>
-          <w:t>第三部分：Qwen3.5-27B-GPTQ-Int4</w:t>
+          <w:t>第三部分：</w:t>
+        </w:r>
+        <w:r>
+          <w:rPr>
+            <w:rFonts w:hint="eastAsia"/>
+          </w:rPr>
+          <w:t>Qwen3.5-27B-GPTQ-Int4</w:t>
         </w:r>
         <w:r>
           <w:t xml:space="preserve"> </w:t>
@@ -279,7 +327,13 @@
           <w:rPr>
             <w:rFonts w:hint="eastAsia"/>
           </w:rPr>
-          <w:t>第四部分：Function</w:t>
+          <w:t>第四部分：</w:t>
+        </w:r>
+        <w:r>
+          <w:rPr>
+            <w:rFonts w:hint="eastAsia"/>
+          </w:rPr>
+          <w:t>Function</w:t>
         </w:r>
         <w:r>
           <w:t xml:space="preserve"> Calling </w:t>
@@ -415,7 +469,13 @@
         <w:rPr>
           <w:rStyle w:val="CommentTok"/>
         </w:rPr>
-        <w:t># 配置清华源</w:t>
+        <w:t xml:space="preserve"># </w:t>
+      </w:r>
+      <w:r>
+        <w:rPr>
+          <w:rStyle w:val="CommentTok"/>
+        </w:rPr>
+        <w:t>配置清华源</w:t>
       </w:r>
       <w:r>
         <w:br/>
@@ -589,7 +649,25 @@
         <w:rPr>
           <w:rStyle w:val="CommentTok"/>
         </w:rPr>
-        <w:t># 创建 Python 3.10 环境</w:t>
+        <w:t xml:space="preserve"># </w:t>
+      </w:r>
+      <w:r>
+        <w:rPr>
+          <w:rStyle w:val="CommentTok"/>
+        </w:rPr>
+        <w:t>创建</w:t>
+      </w:r>
+      <w:r>
+        <w:rPr>
+          <w:rStyle w:val="CommentTok"/>
+        </w:rPr>
+        <w:t xml:space="preserve"> Python 3.10 </w:t>
+      </w:r>
+      <w:r>
+        <w:rPr>
+          <w:rStyle w:val="CommentTok"/>
+        </w:rPr>
+        <w:t>环境</w:t>
       </w:r>
       <w:r>
         <w:br/>
@@ -634,7 +712,13 @@
         <w:rPr>
           <w:rStyle w:val="CommentTok"/>
         </w:rPr>
-        <w:t># 激活</w:t>
+        <w:t xml:space="preserve"># </w:t>
+      </w:r>
+      <w:r>
+        <w:rPr>
+          <w:rStyle w:val="CommentTok"/>
+        </w:rPr>
+        <w:t>激活</w:t>
       </w:r>
       <w:r>
         <w:br/>
@@ -692,7 +776,13 @@
         <w:rPr>
           <w:rFonts w:hint="eastAsia"/>
         </w:rPr>
-        <w:t>：vLLM</w:t>
+        <w:t>：</w:t>
+      </w:r>
+      <w:r>
+        <w:rPr>
+          <w:rFonts w:hint="eastAsia"/>
+        </w:rPr>
+        <w:t>vLLM</w:t>
       </w:r>
       <w:r>
         <w:t xml:space="preserve"> </w:t>
@@ -737,7 +827,13 @@
         <w:rPr>
           <w:rFonts w:hint="eastAsia"/>
         </w:rPr>
-        <w:t>版本冲突（conda</w:t>
+        <w:t>版本冲突（</w:t>
+      </w:r>
+      <w:r>
+        <w:rPr>
+          <w:rFonts w:hint="eastAsia"/>
+        </w:rPr>
+        <w:t>conda</w:t>
       </w:r>
       <w:r>
         <w:t xml:space="preserve"> </w:t>
@@ -972,7 +1068,25 @@
         <w:rPr>
           <w:rStyle w:val="CommentTok"/>
         </w:rPr>
-        <w:t># 确认驱动和 CUDA 版本</w:t>
+        <w:t xml:space="preserve"># </w:t>
+      </w:r>
+      <w:r>
+        <w:rPr>
+          <w:rStyle w:val="CommentTok"/>
+        </w:rPr>
+        <w:t>确认驱动和</w:t>
+      </w:r>
+      <w:r>
+        <w:rPr>
+          <w:rStyle w:val="CommentTok"/>
+        </w:rPr>
+        <w:t xml:space="preserve"> CUDA </w:t>
+      </w:r>
+      <w:r>
+        <w:rPr>
+          <w:rStyle w:val="CommentTok"/>
+        </w:rPr>
+        <w:t>版本</w:t>
       </w:r>
       <w:r>
         <w:br/>
@@ -1005,7 +1119,25 @@
         <w:rPr>
           <w:rStyle w:val="CommentTok"/>
         </w:rPr>
-        <w:t># 确认 CUDA Toolkit 版本</w:t>
+        <w:t xml:space="preserve"># </w:t>
+      </w:r>
+      <w:r>
+        <w:rPr>
+          <w:rStyle w:val="CommentTok"/>
+        </w:rPr>
+        <w:t>确认</w:t>
+      </w:r>
+      <w:r>
+        <w:rPr>
+          <w:rStyle w:val="CommentTok"/>
+        </w:rPr>
+        <w:t xml:space="preserve"> CUDA Toolkit </w:t>
+      </w:r>
+      <w:r>
+        <w:rPr>
+          <w:rStyle w:val="CommentTok"/>
+        </w:rPr>
+        <w:t>版本</w:t>
       </w:r>
     </w:p>
     <w:p>
@@ -1028,7 +1160,19 @@
         <w:rPr>
           <w:rFonts w:hint="eastAsia"/>
         </w:rPr>
-        <w:t>535，CUDA</w:t>
+        <w:t>535</w:t>
+      </w:r>
+      <w:r>
+        <w:rPr>
+          <w:rFonts w:hint="eastAsia"/>
+        </w:rPr>
+        <w:t>，</w:t>
+      </w:r>
+      <w:r>
+        <w:rPr>
+          <w:rFonts w:hint="eastAsia"/>
+        </w:rPr>
+        <w:t>CUDA</w:t>
       </w:r>
       <w:r>
         <w:t xml:space="preserve"> ≥ </w:t>
@@ -1037,7 +1181,13 @@
         <w:rPr>
           <w:rFonts w:hint="eastAsia"/>
         </w:rPr>
-        <w:t>12.1。</w:t>
+        <w:t>12.1</w:t>
+      </w:r>
+      <w:r>
+        <w:rPr>
+          <w:rFonts w:hint="eastAsia"/>
+        </w:rPr>
+        <w:t>。</w:t>
       </w:r>
       <w:r>
         <w:rPr>
@@ -1142,7 +1292,13 @@
         <w:rPr>
           <w:rFonts w:hint="eastAsia"/>
         </w:rPr>
-        <w:t>与模型架构、HuggingFace</w:t>
+        <w:t>与模型架构、</w:t>
+      </w:r>
+      <w:r>
+        <w:rPr>
+          <w:rFonts w:hint="eastAsia"/>
+        </w:rPr>
+        <w:t>HuggingFace</w:t>
       </w:r>
       <w:proofErr w:type="spellEnd"/>
       <w:r>
@@ -1302,7 +1458,13 @@
               <w:rPr>
                 <w:rFonts w:hint="eastAsia"/>
               </w:rPr>
-              <w:t>（Qwen3.5</w:t>
+              <w:t>（</w:t>
+            </w:r>
+            <w:r>
+              <w:rPr>
+                <w:rFonts w:hint="eastAsia"/>
+              </w:rPr>
+              <w:t>Qwen3.5</w:t>
             </w:r>
             <w:r>
               <w:t xml:space="preserve"> MoE </w:t>
@@ -1373,7 +1535,19 @@
               <w:rPr>
                 <w:rFonts w:hint="eastAsia"/>
               </w:rPr>
-              <w:t>（Qwen3-32B）原生支持</w:t>
+              <w:t>（</w:t>
+            </w:r>
+            <w:r>
+              <w:rPr>
+                <w:rFonts w:hint="eastAsia"/>
+              </w:rPr>
+              <w:t>Qwen3-32B</w:t>
+            </w:r>
+            <w:r>
+              <w:rPr>
+                <w:rFonts w:hint="eastAsia"/>
+              </w:rPr>
+              <w:t>）原生支持</w:t>
             </w:r>
           </w:p>
         </w:tc>
@@ -1689,7 +1863,19 @@
         <w:rPr>
           <w:rFonts w:hint="eastAsia"/>
         </w:rPr>
-        <w:t>0.8.5，Qwen3.5-27B-GPTQ-Int4</w:t>
+        <w:t>0.8.5</w:t>
+      </w:r>
+      <w:r>
+        <w:rPr>
+          <w:rFonts w:hint="eastAsia"/>
+        </w:rPr>
+        <w:t>，</w:t>
+      </w:r>
+      <w:r>
+        <w:rPr>
+          <w:rFonts w:hint="eastAsia"/>
+        </w:rPr>
+        <w:t>Qwen3.5-27B-GPTQ-Int4</w:t>
       </w:r>
       <w:r>
         <w:t xml:space="preserve"> </w:t>
@@ -1719,7 +1905,10 @@
         <w:t>务必安装最新版</w:t>
       </w:r>
       <w:r>
-        <w:t xml:space="preserve"> vLLM。</w:t>
+        <w:t xml:space="preserve"> vLLM</w:t>
+      </w:r>
+      <w:r>
+        <w:t>。</w:t>
       </w:r>
     </w:p>
     <w:p>
@@ -1828,7 +2017,13 @@
       </w:r>
       <w:proofErr w:type="spellStart"/>
       <w:r>
-        <w:t>torch、transformers</w:t>
+        <w:t>torch</w:t>
+      </w:r>
+      <w:r>
+        <w:t>、</w:t>
+      </w:r>
+      <w:r>
+        <w:t>transformers</w:t>
       </w:r>
       <w:proofErr w:type="spellEnd"/>
       <w:r>
@@ -1889,14 +2084,21 @@
         <w:rPr>
           <w:rFonts w:hint="eastAsia"/>
         </w:rPr>
-        <w:t>vLLM：</w:t>
+        <w:t>vLLM</w:t>
+      </w:r>
+      <w:r>
+        <w:rPr>
+          <w:rFonts w:hint="eastAsia"/>
+        </w:rPr>
+        <w:t>：</w:t>
       </w:r>
     </w:p>
     <w:p>
       <w:pPr>
         <w:pStyle w:val="SourceCode"/>
         <w:rPr>
-          <w:rFonts w:hint="eastAsia"/>
+          <w:rStyle w:val="NormalTok"/>
+          <w:lang w:eastAsia="zh-CN"/>
         </w:rPr>
       </w:pPr>
       <w:r>
@@ -1909,14 +2111,36 @@
         <w:rPr>
           <w:rStyle w:val="NormalTok"/>
         </w:rPr>
-        <w:t xml:space="preserve"> install torch torchvision </w:t>
+        <w:t xml:space="preserve"> install torch </w:t>
+      </w:r>
+      <w:proofErr w:type="spellStart"/>
+      <w:r>
+        <w:rPr>
+          <w:rStyle w:val="NormalTok"/>
+        </w:rPr>
+        <w:t>torchvision</w:t>
+      </w:r>
+      <w:proofErr w:type="spellEnd"/>
+      <w:r>
+        <w:rPr>
+          <w:rStyle w:val="NormalTok"/>
+        </w:rPr>
+        <w:t xml:space="preserve"> </w:t>
       </w:r>
       <w:r>
         <w:rPr>
           <w:rStyle w:val="AttributeTok"/>
         </w:rPr>
-        <w:t>--index-url</w:t>
-      </w:r>
+        <w:t>--index-</w:t>
+      </w:r>
+      <w:proofErr w:type="spellStart"/>
+      <w:r>
+        <w:rPr>
+          <w:rStyle w:val="AttributeTok"/>
+        </w:rPr>
+        <w:t>url</w:t>
+      </w:r>
+      <w:proofErr w:type="spellEnd"/>
       <w:r>
         <w:rPr>
           <w:rStyle w:val="NormalTok"/>
@@ -1936,7 +2160,21 @@
         <w:rPr>
           <w:rStyle w:val="NormalTok"/>
         </w:rPr>
-        <w:t xml:space="preserve"> install vllm </w:t>
+        <w:t xml:space="preserve"> install </w:t>
+      </w:r>
+      <w:proofErr w:type="spellStart"/>
+      <w:r>
+        <w:rPr>
+          <w:rStyle w:val="NormalTok"/>
+        </w:rPr>
+        <w:t>vllm</w:t>
+      </w:r>
+      <w:proofErr w:type="spellEnd"/>
+      <w:r>
+        <w:rPr>
+          <w:rStyle w:val="NormalTok"/>
+        </w:rPr>
+        <w:t xml:space="preserve"> </w:t>
       </w:r>
       <w:r>
         <w:rPr>
@@ -1957,30 +2195,86 @@
         <w:rPr>
           <w:rStyle w:val="NormalTok"/>
         </w:rPr>
-        <w:t xml:space="preserve"> install vllm</w:t>
+        <w:t xml:space="preserve"> install </w:t>
+      </w:r>
+      <w:proofErr w:type="spellStart"/>
+      <w:r>
+        <w:rPr>
+          <w:rStyle w:val="NormalTok"/>
+        </w:rPr>
+        <w:t>vllm</w:t>
+      </w:r>
+      <w:proofErr w:type="spellEnd"/>
+      <w:r>
+        <w:rPr>
+          <w:rStyle w:val="NormalTok"/>
+          <w:rFonts w:hint="eastAsia"/>
+          <w:lang w:eastAsia="zh-CN"/>
+        </w:rPr>
+        <w:t>或者指定</w:t>
       </w:r>
     </w:p>
     <w:p>
       <w:pPr>
-        <w:rPr>
-          <w:rFonts w:hint="eastAsia"/>
-        </w:rPr>
-      </w:pPr>
+        <w:pStyle w:val="SourceCode"/>
+        <w:rPr>
+          <w:rFonts w:hint="eastAsia"/>
+          <w:lang w:eastAsia="zh-CN"/>
+        </w:rPr>
+      </w:pPr>
+      <w:r>
+        <w:rPr>
+          <w:rFonts w:hint="eastAsia"/>
+        </w:rPr>
+        <w:t xml:space="preserve">pip install </w:t>
+      </w:r>
+      <w:proofErr w:type="spellStart"/>
+      <w:r>
+        <w:rPr>
+          <w:rFonts w:hint="eastAsia"/>
+        </w:rPr>
+        <w:t>vllm</w:t>
+      </w:r>
+      <w:proofErr w:type="spellEnd"/>
+      <w:r>
+        <w:rPr>
+          <w:rFonts w:hint="eastAsia"/>
+        </w:rPr>
+        <w:t>==0.19.0</w:t>
+      </w:r>
+    </w:p>
+    <w:p>
+      <w:pPr>
+        <w:rPr>
+          <w:rFonts w:hint="eastAsia"/>
+        </w:rPr>
+      </w:pPr>
+      <w:proofErr w:type="spellStart"/>
       <w:r>
         <w:rPr>
           <w:b/>
           <w:bCs/>
         </w:rPr>
-        <w:t xml:space="preserve">conda/pip </w:t>
-      </w:r>
-      <w:r>
-        <w:rPr>
-          <w:rFonts w:hint="eastAsia"/>
+        <w:t>conda</w:t>
+      </w:r>
+      <w:proofErr w:type="spellEnd"/>
+      <w:r>
+        <w:rPr>
           <w:b/>
           <w:bCs/>
         </w:rPr>
+        <w:t xml:space="preserve">/pip </w:t>
+      </w:r>
+      <w:proofErr w:type="spellStart"/>
+      <w:r>
+        <w:rPr>
+          <w:rFonts w:hint="eastAsia"/>
+          <w:b/>
+          <w:bCs/>
+        </w:rPr>
         <w:t>混用注意事项</w:t>
       </w:r>
+      <w:proofErr w:type="spellEnd"/>
       <w:r>
         <w:rPr>
           <w:rFonts w:hint="eastAsia"/>
@@ -1988,14 +2282,24 @@
         <w:t>：</w:t>
       </w:r>
       <w:r>
-        <w:t xml:space="preserve"> - conda </w:t>
-      </w:r>
+        <w:t xml:space="preserve"> - </w:t>
+      </w:r>
+      <w:proofErr w:type="spellStart"/>
+      <w:r>
+        <w:t>conda</w:t>
+      </w:r>
+      <w:proofErr w:type="spellEnd"/>
+      <w:r>
+        <w:t xml:space="preserve"> </w:t>
+      </w:r>
+      <w:proofErr w:type="spellStart"/>
       <w:r>
         <w:rPr>
           <w:rFonts w:hint="eastAsia"/>
         </w:rPr>
         <w:t>环境下应优先使用</w:t>
       </w:r>
+      <w:proofErr w:type="spellEnd"/>
       <w:r>
         <w:t xml:space="preserve"> pip install</w:t>
       </w:r>
@@ -2114,7 +2418,15 @@
         <w:t>报版本冲突，执行：</w:t>
       </w:r>
       <w:r>
-        <w:t xml:space="preserve"> bash   pip install --upgrade typing_extensions   pip install vllm</w:t>
+        <w:t xml:space="preserve"> bash   pip install --upgrade typing_extensions   pip </w:t>
+      </w:r>
+      <w:proofErr w:type="gramStart"/>
+      <w:r>
+        <w:t>install</w:t>
+      </w:r>
+      <w:proofErr w:type="gramEnd"/>
+      <w:r>
+        <w:t xml:space="preserve"> vllm</w:t>
       </w:r>
     </w:p>
     <w:p>
@@ -2214,20 +2526,32 @@
         <w:t>确认</w:t>
       </w:r>
       <w:r>
-        <w:t xml:space="preserve"> vLLM ≥ 0.8.5、transformers ≥ </w:t>
-      </w:r>
-      <w:r>
-        <w:rPr>
-          <w:rFonts w:hint="eastAsia"/>
-        </w:rPr>
-        <w:t>4.51.0。如果不满足，执行：</w:t>
+        <w:t xml:space="preserve"> vLLM ≥ 0.8.5</w:t>
+      </w:r>
+      <w:r>
+        <w:t>、</w:t>
+      </w:r>
+      <w:r>
+        <w:t xml:space="preserve">transformers ≥ </w:t>
+      </w:r>
+      <w:r>
+        <w:rPr>
+          <w:rFonts w:hint="eastAsia"/>
+        </w:rPr>
+        <w:t>4.51.0</w:t>
+      </w:r>
+      <w:r>
+        <w:rPr>
+          <w:rFonts w:hint="eastAsia"/>
+        </w:rPr>
+        <w:t>。如果不满足，执行：</w:t>
       </w:r>
     </w:p>
     <w:p>
       <w:pPr>
         <w:pStyle w:val="SourceCode"/>
         <w:rPr>
-          <w:rFonts w:hint="eastAsia"/>
+          <w:rStyle w:val="NormalTok"/>
         </w:rPr>
       </w:pPr>
       <w:r>
@@ -2252,8 +2576,120 @@
         <w:rPr>
           <w:rStyle w:val="NormalTok"/>
         </w:rPr>
-        <w:t xml:space="preserve"> vllm transformers</w:t>
-      </w:r>
+        <w:t xml:space="preserve"> </w:t>
+      </w:r>
+      <w:proofErr w:type="spellStart"/>
+      <w:r>
+        <w:rPr>
+          <w:rStyle w:val="NormalTok"/>
+        </w:rPr>
+        <w:t>vllm</w:t>
+      </w:r>
+      <w:proofErr w:type="spellEnd"/>
+      <w:r>
+        <w:rPr>
+          <w:rStyle w:val="NormalTok"/>
+        </w:rPr>
+        <w:t xml:space="preserve"> transformers</w:t>
+      </w:r>
+    </w:p>
+    <w:p>
+      <w:pPr>
+        <w:pStyle w:val="SourceCode"/>
+        <w:rPr>
+          <w:lang w:eastAsia="zh-CN"/>
+        </w:rPr>
+      </w:pPr>
+      <w:proofErr w:type="spellStart"/>
+      <w:r>
+        <w:rPr>
+          <w:rFonts w:hint="eastAsia"/>
+          <w:lang w:eastAsia="zh-CN"/>
+        </w:rPr>
+        <w:t>cuda</w:t>
+      </w:r>
+      <w:proofErr w:type="spellEnd"/>
+      <w:r>
+        <w:rPr>
+          <w:rFonts w:hint="eastAsia"/>
+          <w:lang w:eastAsia="zh-CN"/>
+        </w:rPr>
+        <w:t>版本太旧问题，降级</w:t>
+      </w:r>
+      <w:proofErr w:type="spellStart"/>
+      <w:r>
+        <w:rPr>
+          <w:rFonts w:hint="eastAsia"/>
+          <w:lang w:eastAsia="zh-CN"/>
+        </w:rPr>
+        <w:t>vllm</w:t>
+      </w:r>
+      <w:proofErr w:type="spellEnd"/>
+      <w:r>
+        <w:rPr>
+          <w:rFonts w:hint="eastAsia"/>
+          <w:lang w:eastAsia="zh-CN"/>
+        </w:rPr>
+        <w:t>操作：</w:t>
+      </w:r>
+    </w:p>
+    <w:p>
+      <w:pPr>
+        <w:pStyle w:val="SourceCode"/>
+        <w:rPr>
+          <w:rFonts w:hint="eastAsia"/>
+        </w:rPr>
+      </w:pPr>
+      <w:r>
+        <w:rPr>
+          <w:rFonts w:hint="eastAsia"/>
+        </w:rPr>
+        <w:t xml:space="preserve">pip uninstall </w:t>
+      </w:r>
+      <w:proofErr w:type="spellStart"/>
+      <w:r>
+        <w:rPr>
+          <w:rFonts w:hint="eastAsia"/>
+        </w:rPr>
+        <w:t>vllm</w:t>
+      </w:r>
+      <w:proofErr w:type="spellEnd"/>
+    </w:p>
+    <w:p>
+      <w:pPr>
+        <w:pStyle w:val="SourceCode"/>
+        <w:rPr>
+          <w:rFonts w:hint="eastAsia"/>
+        </w:rPr>
+      </w:pPr>
+      <w:r>
+        <w:rPr>
+          <w:rFonts w:hint="eastAsia"/>
+        </w:rPr>
+        <w:t xml:space="preserve">pip install </w:t>
+      </w:r>
+      <w:proofErr w:type="spellStart"/>
+      <w:r>
+        <w:rPr>
+          <w:rFonts w:hint="eastAsia"/>
+        </w:rPr>
+        <w:t>vllm</w:t>
+      </w:r>
+      <w:proofErr w:type="spellEnd"/>
+      <w:r>
+        <w:rPr>
+          <w:rFonts w:hint="eastAsia"/>
+        </w:rPr>
+        <w:t>==0.19.0</w:t>
+      </w:r>
+    </w:p>
+    <w:p>
+      <w:pPr>
+        <w:pStyle w:val="SourceCode"/>
+        <w:rPr>
+          <w:rFonts w:hint="eastAsia"/>
+        </w:rPr>
+      </w:pPr>
     </w:p>
     <w:p>
       <w:pPr>
@@ -2287,7 +2723,25 @@
         <w:rPr>
           <w:rStyle w:val="CommentTok"/>
         </w:rPr>
-        <w:t># 设置环境变量（加入 ~/.bashrc 持久化）</w:t>
+        <w:t xml:space="preserve"># </w:t>
+      </w:r>
+      <w:r>
+        <w:rPr>
+          <w:rStyle w:val="CommentTok"/>
+        </w:rPr>
+        <w:t>设置环境变量（加入</w:t>
+      </w:r>
+      <w:r>
+        <w:rPr>
+          <w:rStyle w:val="CommentTok"/>
+        </w:rPr>
+        <w:t xml:space="preserve"> ~/.bashrc </w:t>
+      </w:r>
+      <w:r>
+        <w:rPr>
+          <w:rStyle w:val="CommentTok"/>
+        </w:rPr>
+        <w:t>持久化）</w:t>
       </w:r>
       <w:r>
         <w:br/>
@@ -2818,7 +3272,19 @@
         <w:rPr>
           <w:rStyle w:val="StringTok"/>
         </w:rPr>
-        <w:t xml:space="preserve">"下载进程 PID: </w:t>
+        <w:t>"</w:t>
+      </w:r>
+      <w:r>
+        <w:rPr>
+          <w:rStyle w:val="StringTok"/>
+        </w:rPr>
+        <w:t>下载进程</w:t>
+      </w:r>
+      <w:r>
+        <w:rPr>
+          <w:rStyle w:val="StringTok"/>
+        </w:rPr>
+        <w:t xml:space="preserve"> PID: </w:t>
       </w:r>
       <w:r>
         <w:rPr>
@@ -2851,7 +3317,19 @@
         <w:rPr>
           <w:rStyle w:val="StringTok"/>
         </w:rPr>
-        <w:t>"查看进度: tail -f /root/download_qwen3_32b.log"</w:t>
+        <w:t>"</w:t>
+      </w:r>
+      <w:r>
+        <w:rPr>
+          <w:rStyle w:val="StringTok"/>
+        </w:rPr>
+        <w:t>查看进度</w:t>
+      </w:r>
+      <w:r>
+        <w:rPr>
+          <w:rStyle w:val="StringTok"/>
+        </w:rPr>
+        <w:t>: tail -f /root/download_qwen3_32b.log"</w:t>
       </w:r>
     </w:p>
     <w:p>
@@ -2885,7 +3363,13 @@
         <w:rPr>
           <w:rStyle w:val="CommentTok"/>
         </w:rPr>
-        <w:t># 后台下载，日志输出到文件</w:t>
+        <w:t xml:space="preserve"># </w:t>
+      </w:r>
+      <w:r>
+        <w:rPr>
+          <w:rStyle w:val="CommentTok"/>
+        </w:rPr>
+        <w:t>后台下载，日志输出到文件</w:t>
       </w:r>
       <w:r>
         <w:br/>
@@ -3049,7 +3533,19 @@
         <w:rPr>
           <w:rStyle w:val="StringTok"/>
         </w:rPr>
-        <w:t xml:space="preserve">"下载进程 PID: </w:t>
+        <w:t>"</w:t>
+      </w:r>
+      <w:r>
+        <w:rPr>
+          <w:rStyle w:val="StringTok"/>
+        </w:rPr>
+        <w:t>下载进程</w:t>
+      </w:r>
+      <w:r>
+        <w:rPr>
+          <w:rStyle w:val="StringTok"/>
+        </w:rPr>
+        <w:t xml:space="preserve"> PID: </w:t>
       </w:r>
       <w:r>
         <w:rPr>
@@ -3082,7 +3578,25 @@
         <w:rPr>
           <w:rStyle w:val="StringTok"/>
         </w:rPr>
-        <w:t>"查看进度: tail -f /root/download_qwen3.5_27b.log"</w:t>
+        <w:t>"</w:t>
+      </w:r>
+      <w:r>
+        <w:rPr>
+          <w:rStyle w:val="StringTok"/>
+        </w:rPr>
+        <w:t>查看进度</w:t>
+      </w:r>
+      <w:r>
+        <w:rPr>
+          <w:rStyle w:val="StringTok"/>
+        </w:rPr>
+        <w:t xml:space="preserve">: tail -f </w:t>
+      </w:r>
+      <w:r>
+        <w:rPr>
+          <w:rStyle w:val="StringTok"/>
+        </w:rPr>
+        <w:t>/root/download_qwen3.5_27b.log"</w:t>
       </w:r>
     </w:p>
     <w:p>
@@ -3163,7 +3677,13 @@
         <w:rPr>
           <w:rStyle w:val="CommentTok"/>
         </w:rPr>
-        <w:t># 实时查看下载日志</w:t>
+        <w:t xml:space="preserve"># </w:t>
+      </w:r>
+      <w:r>
+        <w:rPr>
+          <w:rStyle w:val="CommentTok"/>
+        </w:rPr>
+        <w:t>实时查看下载日志</w:t>
       </w:r>
       <w:r>
         <w:br/>
@@ -3202,7 +3722,13 @@
         <w:rPr>
           <w:rStyle w:val="CommentTok"/>
         </w:rPr>
-        <w:t># 查看已下载文件大小（另一个终端）</w:t>
+        <w:t xml:space="preserve"># </w:t>
+      </w:r>
+      <w:r>
+        <w:rPr>
+          <w:rStyle w:val="CommentTok"/>
+        </w:rPr>
+        <w:t>查看已下载文件大小（另一个终端）</w:t>
       </w:r>
       <w:r>
         <w:br/>
@@ -3275,7 +3801,13 @@
         <w:rPr>
           <w:rStyle w:val="CommentTok"/>
         </w:rPr>
-        <w:t># 检查下载进程是否还在运行</w:t>
+        <w:t xml:space="preserve"># </w:t>
+      </w:r>
+      <w:r>
+        <w:rPr>
+          <w:rStyle w:val="CommentTok"/>
+        </w:rPr>
+        <w:t>检查下载进程是否还在运行</w:t>
       </w:r>
       <w:r>
         <w:br/>
@@ -3348,7 +3880,19 @@
         <w:rPr>
           <w:rFonts w:hint="eastAsia"/>
         </w:rPr>
-        <w:t>17GB，Qwen3.5-27B-GPTQ-Int4</w:t>
+        <w:t>17GB</w:t>
+      </w:r>
+      <w:r>
+        <w:rPr>
+          <w:rFonts w:hint="eastAsia"/>
+        </w:rPr>
+        <w:t>，</w:t>
+      </w:r>
+      <w:r>
+        <w:rPr>
+          <w:rFonts w:hint="eastAsia"/>
+        </w:rPr>
+        <w:t>Qwen3.5-27B-GPTQ-Int4</w:t>
       </w:r>
       <w:r>
         <w:t xml:space="preserve"> </w:t>
@@ -3366,7 +3910,13 @@
         <w:rPr>
           <w:rFonts w:hint="eastAsia"/>
         </w:rPr>
-        <w:t>14GB，下载时间取决于带宽。</w:t>
+        <w:t>14GB</w:t>
+      </w:r>
+      <w:r>
+        <w:rPr>
+          <w:rFonts w:hint="eastAsia"/>
+        </w:rPr>
+        <w:t>，下载时间取决于带宽。</w:t>
       </w:r>
     </w:p>
     <w:p>
@@ -3393,7 +3943,13 @@
         <w:rPr>
           <w:rStyle w:val="CommentTok"/>
         </w:rPr>
-        <w:t># 检查模型文件列表</w:t>
+        <w:t xml:space="preserve"># </w:t>
+      </w:r>
+      <w:r>
+        <w:rPr>
+          <w:rStyle w:val="CommentTok"/>
+        </w:rPr>
+        <w:t>检查模型文件列表</w:t>
       </w:r>
       <w:r>
         <w:br/>
@@ -3443,7 +3999,6 @@
         <w:rPr>
           <w:rStyle w:val="FunctionTok"/>
         </w:rPr>
-        <w:lastRenderedPageBreak/>
         <w:t>ls</w:t>
       </w:r>
       <w:r>
@@ -3560,7 +4115,13 @@
         <w:rPr>
           <w:rStyle w:val="CommentTok"/>
         </w:rPr>
-        <w:t xml:space="preserve"> 等</w:t>
+        <w:t xml:space="preserve"> </w:t>
+      </w:r>
+      <w:r>
+        <w:rPr>
+          <w:rStyle w:val="CommentTok"/>
+        </w:rPr>
+        <w:t>等</w:t>
       </w:r>
     </w:p>
     <w:p>
@@ -3910,7 +4471,13 @@
         <w:rPr>
           <w:rFonts w:ascii="微软雅黑" w:eastAsia="微软雅黑" w:hAnsi="微软雅黑" w:hint="eastAsia"/>
         </w:rPr>
-        <w:t>第二部分：Qwen3-32B-AWQ</w:t>
+        <w:t>第二部分：</w:t>
+      </w:r>
+      <w:r>
+        <w:rPr>
+          <w:rFonts w:ascii="微软雅黑" w:eastAsia="微软雅黑" w:hAnsi="微软雅黑" w:hint="eastAsia"/>
+        </w:rPr>
+        <w:t>Qwen3-32B-AWQ</w:t>
       </w:r>
       <w:r>
         <w:rPr>
@@ -4194,7 +4761,6 @@
               <w:rPr>
                 <w:rFonts w:hint="eastAsia"/>
               </w:rPr>
-              <w:lastRenderedPageBreak/>
               <w:t>双卡显存占用</w:t>
             </w:r>
           </w:p>
@@ -4222,7 +4788,13 @@
               <w:rPr>
                 <w:rFonts w:hint="eastAsia"/>
               </w:rPr>
-              <w:t>~9GB/卡</w:t>
+              <w:t>~9GB/</w:t>
+            </w:r>
+            <w:r>
+              <w:rPr>
+                <w:rFonts w:hint="eastAsia"/>
+              </w:rPr>
+              <w:t>卡</w:t>
             </w:r>
             <w:r>
               <w:t xml:space="preserve"> + KV Cache</w:t>
@@ -4597,7 +5169,10 @@
         </w:rPr>
       </w:pPr>
       <w:r>
-        <w:t>{% if enable_thinking is not defined %}{% set enable_thinking = false %}{% endif %}</w:t>
+        <w:t xml:space="preserve">{% if enable_thinking is not defined %}{% set </w:t>
+      </w:r>
+      <w:r>
+        <w:t>enable_thinking = false %}{% endif %}</w:t>
       </w:r>
     </w:p>
     <w:p>
@@ -4705,7 +5280,6 @@
           <w:rFonts w:hint="eastAsia"/>
           <w:lang w:eastAsia="zh-CN"/>
         </w:rPr>
-        <w:lastRenderedPageBreak/>
         <w:t>可能有问题：</w:t>
       </w:r>
     </w:p>
@@ -5514,7 +6088,19 @@
         <w:rPr>
           <w:rFonts w:hint="eastAsia"/>
         </w:rPr>
-        <w:t>JSONDecodeError（GitHub</w:t>
+        <w:t>JSONDecodeError</w:t>
+      </w:r>
+      <w:r>
+        <w:rPr>
+          <w:rFonts w:hint="eastAsia"/>
+        </w:rPr>
+        <w:t>（</w:t>
+      </w:r>
+      <w:r>
+        <w:rPr>
+          <w:rFonts w:hint="eastAsia"/>
+        </w:rPr>
+        <w:t>GitHub</w:t>
       </w:r>
       <w:r>
         <w:t xml:space="preserve"> </w:t>
@@ -5532,7 +6118,13 @@
         <w:rPr>
           <w:rFonts w:hint="eastAsia"/>
         </w:rPr>
-        <w:t>Issue）</w:t>
+        <w:t>Issue</w:t>
+      </w:r>
+      <w:r>
+        <w:rPr>
+          <w:rFonts w:hint="eastAsia"/>
+        </w:rPr>
+        <w:t>）</w:t>
       </w:r>
       <w:r>
         <w:t xml:space="preserve"> - qwen3_xml</w:t>
@@ -5541,7 +6133,13 @@
         <w:rPr>
           <w:rFonts w:hint="eastAsia"/>
         </w:rPr>
-        <w:t>：vLLM</w:t>
+        <w:t>：</w:t>
+      </w:r>
+      <w:r>
+        <w:rPr>
+          <w:rFonts w:hint="eastAsia"/>
+        </w:rPr>
+        <w:t>vLLM</w:t>
       </w:r>
       <w:r>
         <w:t xml:space="preserve"> 0.8.5+ </w:t>
@@ -5613,7 +6211,6 @@
           <w:b/>
           <w:bCs/>
         </w:rPr>
-        <w:lastRenderedPageBreak/>
         <w:t>关于</w:t>
       </w:r>
       <w:r>
@@ -5995,14 +6592,33 @@
               <w:rPr>
                 <w:lang w:eastAsia="zh-CN"/>
               </w:rPr>
-              <w:t xml:space="preserve"> GPU。32B-AWQ </w:t>
-            </w:r>
-            <w:r>
-              <w:rPr>
-                <w:rFonts w:hint="eastAsia"/>
+              <w:t xml:space="preserve"> GPU</w:t>
+            </w:r>
+            <w:r>
+              <w:rPr>
                 <w:lang w:eastAsia="zh-CN"/>
               </w:rPr>
-              <w:t>~17GB，单卡可装但双卡并行推理更快</w:t>
+              <w:t>。</w:t>
+            </w:r>
+            <w:r>
+              <w:rPr>
+                <w:lang w:eastAsia="zh-CN"/>
+              </w:rPr>
+              <w:t xml:space="preserve">32B-AWQ </w:t>
+            </w:r>
+            <w:r>
+              <w:rPr>
+                <w:rFonts w:hint="eastAsia"/>
+                <w:lang w:eastAsia="zh-CN"/>
+              </w:rPr>
+              <w:t>~17GB</w:t>
+            </w:r>
+            <w:r>
+              <w:rPr>
+                <w:rFonts w:hint="eastAsia"/>
+                <w:lang w:eastAsia="zh-CN"/>
+              </w:rPr>
+              <w:t>，单卡可装但双卡并行推理更快</w:t>
             </w:r>
           </w:p>
         </w:tc>
@@ -6068,7 +6684,21 @@
                 <w:rFonts w:hint="eastAsia"/>
                 <w:lang w:eastAsia="zh-CN"/>
               </w:rPr>
-              <w:t>显存利用率（0~1），预留</w:t>
+              <w:t>显存利用率（</w:t>
+            </w:r>
+            <w:r>
+              <w:rPr>
+                <w:rFonts w:hint="eastAsia"/>
+                <w:lang w:eastAsia="zh-CN"/>
+              </w:rPr>
+              <w:t>0~1</w:t>
+            </w:r>
+            <w:r>
+              <w:rPr>
+                <w:rFonts w:hint="eastAsia"/>
+                <w:lang w:eastAsia="zh-CN"/>
+              </w:rPr>
+              <w:t>），预留</w:t>
             </w:r>
             <w:r>
               <w:rPr>
@@ -6151,12 +6781,19 @@
                 <w:rFonts w:hint="eastAsia"/>
                 <w:lang w:eastAsia="zh-CN"/>
               </w:rPr>
-              <w:t>最大上下文长度（prompt</w:t>
-            </w:r>
-            <w:r>
-              <w:rPr>
+              <w:t>最大上下文长度（</w:t>
+            </w:r>
+            <w:r>
+              <w:rPr>
+                <w:rFonts w:hint="eastAsia"/>
                 <w:lang w:eastAsia="zh-CN"/>
               </w:rPr>
+              <w:t>prompt</w:t>
+            </w:r>
+            <w:r>
+              <w:rPr>
+                <w:lang w:eastAsia="zh-CN"/>
+              </w:rPr>
               <w:t xml:space="preserve"> + </w:t>
             </w:r>
             <w:r>
@@ -6193,7 +6830,14 @@
                 <w:rFonts w:hint="eastAsia"/>
                 <w:lang w:eastAsia="zh-CN"/>
               </w:rPr>
-              <w:t>。8192</w:t>
+              <w:t>。</w:t>
+            </w:r>
+            <w:r>
+              <w:rPr>
+                <w:rFonts w:hint="eastAsia"/>
+                <w:lang w:eastAsia="zh-CN"/>
+              </w:rPr>
+              <w:t>8192</w:t>
             </w:r>
             <w:r>
               <w:rPr>
@@ -6328,7 +6972,14 @@
                 <w:rFonts w:hint="eastAsia"/>
                 <w:lang w:eastAsia="zh-CN"/>
               </w:rPr>
-              <w:t>计算精度。AWQ</w:t>
+              <w:t>计算精度。</w:t>
+            </w:r>
+            <w:r>
+              <w:rPr>
+                <w:rFonts w:hint="eastAsia"/>
+                <w:lang w:eastAsia="zh-CN"/>
+              </w:rPr>
+              <w:t>AWQ</w:t>
             </w:r>
             <w:r>
               <w:rPr>
@@ -6512,7 +7163,6 @@
               </w:rPr>
             </w:pPr>
             <w:r>
-              <w:lastRenderedPageBreak/>
               <w:t>--enable-auto-tool-choice</w:t>
             </w:r>
           </w:p>
@@ -6555,7 +7205,13 @@
               <w:rPr>
                 <w:rFonts w:hint="eastAsia"/>
               </w:rPr>
-              <w:t>tool，是</w:t>
+              <w:t>tool</w:t>
+            </w:r>
+            <w:r>
+              <w:rPr>
+                <w:rFonts w:hint="eastAsia"/>
+              </w:rPr>
+              <w:t>，是</w:t>
             </w:r>
             <w:r>
               <w:t xml:space="preserve"> Function Calling </w:t>
@@ -6641,7 +7297,13 @@
               <w:rPr>
                 <w:rFonts w:hint="eastAsia"/>
               </w:rPr>
-              <w:t>（Qwen3</w:t>
+              <w:t>（</w:t>
+            </w:r>
+            <w:r>
+              <w:rPr>
+                <w:rFonts w:hint="eastAsia"/>
+              </w:rPr>
+              <w:t>Qwen3</w:t>
             </w:r>
             <w:r>
               <w:t xml:space="preserve"> </w:t>
@@ -6650,7 +7312,13 @@
               <w:rPr>
                 <w:rFonts w:hint="eastAsia"/>
               </w:rPr>
-              <w:t>专用，vLLM</w:t>
+              <w:t>专用，</w:t>
+            </w:r>
+            <w:r>
+              <w:rPr>
+                <w:rFonts w:hint="eastAsia"/>
+              </w:rPr>
+              <w:t>vLLM</w:t>
             </w:r>
             <w:r>
               <w:t xml:space="preserve"> ≥ </w:t>
@@ -6659,7 +7327,13 @@
               <w:rPr>
                 <w:rFonts w:hint="eastAsia"/>
               </w:rPr>
-              <w:t>0.8.5）</w:t>
+              <w:t>0.8.5</w:t>
+            </w:r>
+            <w:r>
+              <w:rPr>
+                <w:rFonts w:hint="eastAsia"/>
+              </w:rPr>
+              <w:t>）</w:t>
             </w:r>
           </w:p>
         </w:tc>
@@ -7105,7 +7779,13 @@
               <w:rPr>
                 <w:rFonts w:hint="eastAsia"/>
               </w:rPr>
-              <w:t>空间(GB)</w:t>
+              <w:t>空间</w:t>
+            </w:r>
+            <w:r>
+              <w:rPr>
+                <w:rFonts w:hint="eastAsia"/>
+              </w:rPr>
+              <w:t>(GB)</w:t>
             </w:r>
           </w:p>
         </w:tc>
@@ -7337,7 +8017,6 @@
           <w:rFonts w:ascii="微软雅黑" w:eastAsia="微软雅黑" w:hAnsi="微软雅黑"/>
           <w:lang w:eastAsia="zh-CN"/>
         </w:rPr>
-        <w:lastRenderedPageBreak/>
         <w:t xml:space="preserve">2.5 </w:t>
       </w:r>
       <w:r>
@@ -7564,7 +8243,19 @@
         <w:rPr>
           <w:rStyle w:val="StringTok"/>
         </w:rPr>
-        <w:t xml:space="preserve">    "messages": [{"role": "user", "content": "你好，请用一句话介绍自己"}],</w:t>
+        <w:t xml:space="preserve">    "messages": [{"role": "user", "content": "</w:t>
+      </w:r>
+      <w:r>
+        <w:rPr>
+          <w:rStyle w:val="StringTok"/>
+        </w:rPr>
+        <w:t>你好，请用一句话介绍自己</w:t>
+      </w:r>
+      <w:r>
+        <w:rPr>
+          <w:rStyle w:val="StringTok"/>
+        </w:rPr>
+        <w:t>"}],</w:t>
       </w:r>
       <w:r>
         <w:br/>
@@ -7851,7 +8542,19 @@
         <w:rPr>
           <w:rStyle w:val="StringTok"/>
         </w:rPr>
-        <w:t xml:space="preserve">      {"role": "system", "content": "你是设备控制助手。"},</w:t>
+        <w:t xml:space="preserve">      {"role": "system", "content": "</w:t>
+      </w:r>
+      <w:r>
+        <w:rPr>
+          <w:rStyle w:val="StringTok"/>
+        </w:rPr>
+        <w:t>你是设备控制助手。</w:t>
+      </w:r>
+      <w:r>
+        <w:rPr>
+          <w:rStyle w:val="StringTok"/>
+        </w:rPr>
+        <w:t>"},</w:t>
       </w:r>
       <w:r>
         <w:br/>
@@ -7860,7 +8563,31 @@
         <w:rPr>
           <w:rStyle w:val="StringTok"/>
         </w:rPr>
-        <w:t xml:space="preserve">      {"role": "user", "content": "把空调调到26度"}</w:t>
+        <w:t xml:space="preserve">      {"role": "user", "content": "</w:t>
+      </w:r>
+      <w:r>
+        <w:rPr>
+          <w:rStyle w:val="StringTok"/>
+        </w:rPr>
+        <w:t>把空调调到</w:t>
+      </w:r>
+      <w:r>
+        <w:rPr>
+          <w:rStyle w:val="StringTok"/>
+        </w:rPr>
+        <w:t>26</w:t>
+      </w:r>
+      <w:r>
+        <w:rPr>
+          <w:rStyle w:val="StringTok"/>
+        </w:rPr>
+        <w:t>度</w:t>
+      </w:r>
+      <w:r>
+        <w:rPr>
+          <w:rStyle w:val="StringTok"/>
+        </w:rPr>
+        <w:t>"}</w:t>
       </w:r>
       <w:r>
         <w:br/>
@@ -7905,7 +8632,6 @@
         <w:rPr>
           <w:rStyle w:val="StringTok"/>
         </w:rPr>
-        <w:lastRenderedPageBreak/>
         <w:t xml:space="preserve">        "name": "control_device",</w:t>
       </w:r>
       <w:r>
@@ -7915,7 +8641,19 @@
         <w:rPr>
           <w:rStyle w:val="StringTok"/>
         </w:rPr>
-        <w:t xml:space="preserve">        "description": "控制设备",</w:t>
+        <w:t xml:space="preserve">        "description": "</w:t>
+      </w:r>
+      <w:r>
+        <w:rPr>
+          <w:rStyle w:val="StringTok"/>
+        </w:rPr>
+        <w:t>控制设备</w:t>
+      </w:r>
+      <w:r>
+        <w:rPr>
+          <w:rStyle w:val="StringTok"/>
+        </w:rPr>
+        <w:t>",</w:t>
       </w:r>
       <w:r>
         <w:br/>
@@ -7951,7 +8689,25 @@
         <w:rPr>
           <w:rStyle w:val="StringTok"/>
         </w:rPr>
-        <w:t xml:space="preserve">            "device_id": {"type": "string", "description": "设备ID"},</w:t>
+        <w:t xml:space="preserve">            "device_id": {"type": "string", "description": "</w:t>
+      </w:r>
+      <w:r>
+        <w:rPr>
+          <w:rStyle w:val="StringTok"/>
+        </w:rPr>
+        <w:t>设备</w:t>
+      </w:r>
+      <w:r>
+        <w:rPr>
+          <w:rStyle w:val="StringTok"/>
+        </w:rPr>
+        <w:t>ID</w:t>
+      </w:r>
+      <w:r>
+        <w:rPr>
+          <w:rStyle w:val="StringTok"/>
+        </w:rPr>
+        <w:t>"},</w:t>
       </w:r>
       <w:r>
         <w:br/>
@@ -7960,7 +8716,19 @@
         <w:rPr>
           <w:rStyle w:val="StringTok"/>
         </w:rPr>
-        <w:t xml:space="preserve">            "action_id": {"type": "string", "description": "指令ID"},</w:t>
+        <w:t xml:space="preserve">            "action_id": {"type": "string", "description": "</w:t>
+      </w:r>
+      <w:r>
+        <w:rPr>
+          <w:rStyle w:val="StringTok"/>
+        </w:rPr>
+        <w:t>指令</w:t>
+      </w:r>
+      <w:r>
+        <w:rPr>
+          <w:rStyle w:val="StringTok"/>
+        </w:rPr>
+        <w:t>ID"},</w:t>
       </w:r>
       <w:r>
         <w:br/>
@@ -7969,7 +8737,19 @@
         <w:rPr>
           <w:rStyle w:val="StringTok"/>
         </w:rPr>
-        <w:t xml:space="preserve">            "params": {"type": "object", "description": "参数"}</w:t>
+        <w:t xml:space="preserve">            "params": {"type": "object", "description": "</w:t>
+      </w:r>
+      <w:r>
+        <w:rPr>
+          <w:rStyle w:val="StringTok"/>
+        </w:rPr>
+        <w:t>参数</w:t>
+      </w:r>
+      <w:r>
+        <w:rPr>
+          <w:rStyle w:val="StringTok"/>
+        </w:rPr>
+        <w:t>"}</w:t>
       </w:r>
       <w:r>
         <w:br/>
@@ -8170,7 +8950,13 @@
         <w:rPr>
           <w:rFonts w:ascii="微软雅黑" w:eastAsia="微软雅黑" w:hAnsi="微软雅黑" w:hint="eastAsia"/>
         </w:rPr>
-        <w:t>第三部分：Qwen3.5-27B-GPTQ-Int4</w:t>
+        <w:t>第三部分：</w:t>
+      </w:r>
+      <w:r>
+        <w:rPr>
+          <w:rFonts w:ascii="微软雅黑" w:eastAsia="微软雅黑" w:hAnsi="微软雅黑" w:hint="eastAsia"/>
+        </w:rPr>
+        <w:t>Qwen3.5-27B-GPTQ-Int4</w:t>
       </w:r>
       <w:r>
         <w:rPr>
@@ -8406,7 +9192,14 @@
                 <w:rFonts w:hint="eastAsia"/>
                 <w:lang w:eastAsia="zh-CN"/>
               </w:rPr>
-              <w:t>262K（</w:t>
+              <w:t>262K</w:t>
+            </w:r>
+            <w:r>
+              <w:rPr>
+                <w:rFonts w:hint="eastAsia"/>
+                <w:lang w:eastAsia="zh-CN"/>
+              </w:rPr>
+              <w:t>（</w:t>
             </w:r>
             <w:proofErr w:type="gramStart"/>
             <w:r>
@@ -8435,7 +9228,14 @@
                 <w:rFonts w:hint="eastAsia"/>
                 <w:lang w:eastAsia="zh-CN"/>
               </w:rPr>
-              <w:t>8192~16384）</w:t>
+              <w:t>8192~16384</w:t>
+            </w:r>
+            <w:r>
+              <w:rPr>
+                <w:rFonts w:hint="eastAsia"/>
+                <w:lang w:eastAsia="zh-CN"/>
+              </w:rPr>
+              <w:t>）</w:t>
             </w:r>
           </w:p>
         </w:tc>
@@ -8456,7 +9256,6 @@
               <w:rPr>
                 <w:rFonts w:hint="eastAsia"/>
               </w:rPr>
-              <w:lastRenderedPageBreak/>
               <w:t>架构</w:t>
             </w:r>
             <w:proofErr w:type="spellEnd"/>
@@ -8520,7 +9319,13 @@
               <w:rPr>
                 <w:rFonts w:hint="eastAsia"/>
               </w:rPr>
-              <w:t>~7GB/卡</w:t>
+              <w:t>~7GB/</w:t>
+            </w:r>
+            <w:r>
+              <w:rPr>
+                <w:rFonts w:hint="eastAsia"/>
+              </w:rPr>
+              <w:t>卡</w:t>
             </w:r>
             <w:r>
               <w:t xml:space="preserve"> + KV Cache</w:t>
@@ -8842,6 +9647,9 @@
     <w:p>
       <w:pPr>
         <w:pStyle w:val="SourceCode"/>
+        <w:rPr>
+          <w:rFonts w:hint="eastAsia"/>
+        </w:rPr>
       </w:pPr>
       <w:proofErr w:type="spellStart"/>
       <w:r>
@@ -8889,7 +9697,31 @@
         <w:rPr>
           <w:rStyle w:val="CommentTok"/>
         </w:rPr>
-        <w:t xml:space="preserve"> Qwen3-32B（kill 或 </w:t>
+        <w:t xml:space="preserve"> Qwen3-32B</w:t>
+      </w:r>
+      <w:r>
+        <w:rPr>
+          <w:rStyle w:val="CommentTok"/>
+        </w:rPr>
+        <w:t>（</w:t>
+      </w:r>
+      <w:r>
+        <w:rPr>
+          <w:rStyle w:val="CommentTok"/>
+        </w:rPr>
+        <w:t xml:space="preserve">kill </w:t>
+      </w:r>
+      <w:r>
+        <w:rPr>
+          <w:rStyle w:val="CommentTok"/>
+        </w:rPr>
+        <w:t>或</w:t>
+      </w:r>
+      <w:r>
+        <w:rPr>
+          <w:rStyle w:val="CommentTok"/>
+        </w:rPr>
+        <w:t xml:space="preserve"> </w:t>
       </w:r>
       <w:proofErr w:type="spellStart"/>
       <w:r>
@@ -8986,9 +9818,6 @@
       </w:r>
       <w:r>
         <w:br/>
-      </w:r>
-      <w:r>
-        <w:lastRenderedPageBreak/>
         <w:t xml:space="preserve">    --quantization </w:t>
       </w:r>
       <w:proofErr w:type="spellStart"/>
@@ -9111,7 +9940,13 @@
         <w:rPr>
           <w:rFonts w:hint="eastAsia"/>
         </w:rPr>
-        <w:t>：vLLM</w:t>
+        <w:t>：</w:t>
+      </w:r>
+      <w:r>
+        <w:rPr>
+          <w:rFonts w:hint="eastAsia"/>
+        </w:rPr>
+        <w:t>vLLM</w:t>
       </w:r>
       <w:r>
         <w:t xml:space="preserve"> </w:t>
@@ -9129,7 +9964,13 @@
         <w:rPr>
           <w:rFonts w:hint="eastAsia"/>
         </w:rPr>
-        <w:t>系列推荐的解析器，function</w:t>
+        <w:t>系列推荐的解析器，</w:t>
+      </w:r>
+      <w:r>
+        <w:rPr>
+          <w:rFonts w:hint="eastAsia"/>
+        </w:rPr>
+        <w:t>function</w:t>
       </w:r>
       <w:r>
         <w:t xml:space="preserve"> calling </w:t>
@@ -9195,7 +10036,13 @@
         <w:rPr>
           <w:rFonts w:hint="eastAsia"/>
         </w:rPr>
-        <w:t>：Qwen3.5-27B-GPTQ-Int4</w:t>
+        <w:t>：</w:t>
+      </w:r>
+      <w:r>
+        <w:rPr>
+          <w:rFonts w:hint="eastAsia"/>
+        </w:rPr>
+        <w:t>Qwen3.5-27B-GPTQ-Int4</w:t>
       </w:r>
       <w:r>
         <w:t xml:space="preserve"> </w:t>
@@ -9213,7 +10060,19 @@
         <w:rPr>
           <w:rFonts w:hint="eastAsia"/>
         </w:rPr>
-        <w:t>（MoE），</w:t>
+        <w:t>（</w:t>
+      </w:r>
+      <w:r>
+        <w:rPr>
+          <w:rFonts w:hint="eastAsia"/>
+        </w:rPr>
+        <w:t>MoE</w:t>
+      </w:r>
+      <w:r>
+        <w:rPr>
+          <w:rFonts w:hint="eastAsia"/>
+        </w:rPr>
+        <w:t>），</w:t>
       </w:r>
       <w:r>
         <w:t xml:space="preserve"> </w:t>
@@ -9234,7 +10093,10 @@
         <w:t>才能识别。如果启动报架构不支持错误，升级</w:t>
       </w:r>
       <w:r>
-        <w:t xml:space="preserve"> vLLM。</w:t>
+        <w:t xml:space="preserve"> vLLM</w:t>
+      </w:r>
+      <w:r>
+        <w:t>。</w:t>
       </w:r>
     </w:p>
     <w:p>
@@ -9590,11 +10452,7 @@
               <w:t>推荐使用</w:t>
             </w:r>
             <w:r>
-              <w:t xml:space="preserve"> qwen3_cod</w:t>
-            </w:r>
-            <w:r>
-              <w:lastRenderedPageBreak/>
-              <w:t>er</w:t>
+              <w:t xml:space="preserve"> qwen3_coder</w:t>
             </w:r>
           </w:p>
         </w:tc>
@@ -9614,7 +10472,6 @@
               <w:rPr>
                 <w:rFonts w:hint="eastAsia"/>
               </w:rPr>
-              <w:lastRenderedPageBreak/>
               <w:t>模型权重显存</w:t>
             </w:r>
           </w:p>
@@ -9666,7 +10523,13 @@
               <w:rPr>
                 <w:rFonts w:hint="eastAsia"/>
               </w:rPr>
-              <w:t>更小，KV</w:t>
+              <w:t>更小，</w:t>
+            </w:r>
+            <w:r>
+              <w:rPr>
+                <w:rFonts w:hint="eastAsia"/>
+              </w:rPr>
+              <w:t>KV</w:t>
             </w:r>
             <w:r>
               <w:t xml:space="preserve"> Cache </w:t>
@@ -9856,12 +10719,26 @@
                 <w:rFonts w:hint="eastAsia"/>
                 <w:lang w:eastAsia="zh-CN"/>
               </w:rPr>
-              <w:t>262K，但实际受显存限制。8192</w:t>
-            </w:r>
-            <w:r>
-              <w:rPr>
+              <w:t>262K</w:t>
+            </w:r>
+            <w:r>
+              <w:rPr>
+                <w:rFonts w:hint="eastAsia"/>
                 <w:lang w:eastAsia="zh-CN"/>
               </w:rPr>
+              <w:t>，但实际受显存限制。</w:t>
+            </w:r>
+            <w:r>
+              <w:rPr>
+                <w:rFonts w:hint="eastAsia"/>
+                <w:lang w:eastAsia="zh-CN"/>
+              </w:rPr>
+              <w:t>8192</w:t>
+            </w:r>
+            <w:r>
+              <w:rPr>
+                <w:lang w:eastAsia="zh-CN"/>
+              </w:rPr>
               <w:t xml:space="preserve"> </w:t>
             </w:r>
             <w:r>
@@ -9869,7 +10746,14 @@
                 <w:rFonts w:hint="eastAsia"/>
                 <w:lang w:eastAsia="zh-CN"/>
               </w:rPr>
-              <w:t>是安全值，16384</w:t>
+              <w:t>是安全值，</w:t>
+            </w:r>
+            <w:r>
+              <w:rPr>
+                <w:rFonts w:hint="eastAsia"/>
+                <w:lang w:eastAsia="zh-CN"/>
+              </w:rPr>
+              <w:t>16384</w:t>
             </w:r>
             <w:r>
               <w:rPr>
@@ -9955,10 +10839,19 @@
         <w:rPr>
           <w:rFonts w:hint="eastAsia"/>
         </w:rPr>
-        <w:t>OOM，回退到</w:t>
-      </w:r>
-      <w:r>
-        <w:t xml:space="preserve"> 8192。</w:t>
+        <w:t>OOM</w:t>
+      </w:r>
+      <w:r>
+        <w:rPr>
+          <w:rFonts w:hint="eastAsia"/>
+        </w:rPr>
+        <w:t>，回退到</w:t>
+      </w:r>
+      <w:r>
+        <w:t xml:space="preserve"> 8192</w:t>
+      </w:r>
+      <w:r>
+        <w:t>。</w:t>
       </w:r>
     </w:p>
     <w:p>
@@ -10012,7 +10905,10 @@
         <w:t>字段改为</w:t>
       </w:r>
       <w:r>
-        <w:t xml:space="preserve"> "qwen3.5-27b"。</w:t>
+        <w:t xml:space="preserve"> "qwen3.5-27b"</w:t>
+      </w:r>
+      <w:r>
+        <w:t>。</w:t>
       </w:r>
     </w:p>
     <w:p>
@@ -10038,8 +10934,13 @@
         <w:rPr>
           <w:rFonts w:ascii="微软雅黑" w:eastAsia="微软雅黑" w:hAnsi="微软雅黑" w:hint="eastAsia"/>
         </w:rPr>
-        <w:lastRenderedPageBreak/>
-        <w:t>第四部分：Function</w:t>
+        <w:t>第四部分：</w:t>
+      </w:r>
+      <w:r>
+        <w:rPr>
+          <w:rFonts w:ascii="微软雅黑" w:eastAsia="微软雅黑" w:hAnsi="微软雅黑" w:hint="eastAsia"/>
+        </w:rPr>
+        <w:t>Function</w:t>
       </w:r>
       <w:r>
         <w:rPr>
@@ -10181,7 +11082,13 @@
         <w:rPr>
           <w:rFonts w:hint="eastAsia"/>
         </w:rPr>
-        <w:t>Qwen3-32B：推荐</w:t>
+        <w:t>Qwen3-32B</w:t>
+      </w:r>
+      <w:r>
+        <w:rPr>
+          <w:rFonts w:hint="eastAsia"/>
+        </w:rPr>
+        <w:t>：推荐</w:t>
       </w:r>
       <w:r>
         <w:t xml:space="preserve"> hermes</w:t>
@@ -10210,7 +11117,13 @@
         <w:rPr>
           <w:rFonts w:hint="eastAsia"/>
         </w:rPr>
-        <w:t>Qwen3.5-27B：推荐</w:t>
+        <w:t>Qwen3.5-27B</w:t>
+      </w:r>
+      <w:r>
+        <w:rPr>
+          <w:rFonts w:hint="eastAsia"/>
+        </w:rPr>
+        <w:t>：推荐</w:t>
       </w:r>
       <w:r>
         <w:t xml:space="preserve"> qwen3_coder</w:t>
@@ -10412,7 +11325,13 @@
               <w:rPr>
                 <w:rFonts w:hint="eastAsia"/>
               </w:rPr>
-              <w:t>JSONDecodeError）</w:t>
+              <w:t>JSONDecodeError</w:t>
+            </w:r>
+            <w:r>
+              <w:rPr>
+                <w:rFonts w:hint="eastAsia"/>
+              </w:rPr>
+              <w:t>）</w:t>
             </w:r>
           </w:p>
         </w:tc>
@@ -10494,7 +11413,13 @@
               <w:rPr>
                 <w:rFonts w:hint="eastAsia"/>
               </w:rPr>
-              <w:t>推荐（vLLM</w:t>
+              <w:t>推荐（</w:t>
+            </w:r>
+            <w:r>
+              <w:rPr>
+                <w:rFonts w:hint="eastAsia"/>
+              </w:rPr>
+              <w:t>vLLM</w:t>
             </w:r>
             <w:r>
               <w:t xml:space="preserve"> ≥ </w:t>
@@ -10503,7 +11428,13 @@
               <w:rPr>
                 <w:rFonts w:hint="eastAsia"/>
               </w:rPr>
-              <w:t>0.8.5）</w:t>
+              <w:t>0.8.5</w:t>
+            </w:r>
+            <w:r>
+              <w:rPr>
+                <w:rFonts w:hint="eastAsia"/>
+              </w:rPr>
+              <w:t>）</w:t>
             </w:r>
           </w:p>
         </w:tc>
@@ -10604,7 +11535,13 @@
               <w:rPr>
                 <w:rFonts w:hint="eastAsia"/>
               </w:rPr>
-              <w:t>推荐（vLLM</w:t>
+              <w:t>推荐（</w:t>
+            </w:r>
+            <w:r>
+              <w:rPr>
+                <w:rFonts w:hint="eastAsia"/>
+              </w:rPr>
+              <w:t>vLLM</w:t>
             </w:r>
             <w:r>
               <w:t xml:space="preserve"> ≥ </w:t>
@@ -10613,7 +11550,13 @@
               <w:rPr>
                 <w:rFonts w:hint="eastAsia"/>
               </w:rPr>
-              <w:t>0.8.5）</w:t>
+              <w:t>0.8.5</w:t>
+            </w:r>
+            <w:r>
+              <w:rPr>
+                <w:rFonts w:hint="eastAsia"/>
+              </w:rPr>
+              <w:t>）</w:t>
             </w:r>
           </w:p>
         </w:tc>
@@ -10634,7 +11577,13 @@
               <w:rPr>
                 <w:rFonts w:hint="eastAsia"/>
               </w:rPr>
-              <w:t>官方推荐，function</w:t>
+              <w:t>官方推荐，</w:t>
+            </w:r>
+            <w:r>
+              <w:rPr>
+                <w:rFonts w:hint="eastAsia"/>
+              </w:rPr>
+              <w:t>function</w:t>
             </w:r>
             <w:r>
               <w:t xml:space="preserve"> calling </w:t>
@@ -10694,7 +11643,13 @@
         <w:rPr>
           <w:rFonts w:hint="eastAsia"/>
         </w:rPr>
-        <w:t>（GitHub</w:t>
+        <w:t>（</w:t>
+      </w:r>
+      <w:r>
+        <w:rPr>
+          <w:rFonts w:hint="eastAsia"/>
+        </w:rPr>
+        <w:t>GitHub</w:t>
       </w:r>
       <w:r>
         <w:t xml:space="preserve"> Issue: </w:t>
@@ -10703,7 +11658,13 @@
         <w:rPr>
           <w:rFonts w:hint="eastAsia"/>
         </w:rPr>
-        <w:t>vllm-project/vllm），如果遇到</w:t>
+        <w:t>vllm-project/vllm</w:t>
+      </w:r>
+      <w:r>
+        <w:rPr>
+          <w:rFonts w:hint="eastAsia"/>
+        </w:rPr>
+        <w:t>），如果遇到</w:t>
       </w:r>
       <w:r>
         <w:t xml:space="preserve"> tool calling </w:t>
@@ -10734,7 +11695,6 @@
         <w:rPr>
           <w:rFonts w:ascii="微软雅黑" w:eastAsia="微软雅黑" w:hAnsi="微软雅黑"/>
         </w:rPr>
-        <w:lastRenderedPageBreak/>
         <w:t xml:space="preserve">chaotic-boot </w:t>
       </w:r>
       <w:r>
@@ -11201,14 +12161,21 @@
           <w:rFonts w:ascii="微软雅黑" w:eastAsia="微软雅黑" w:hAnsi="微软雅黑" w:hint="eastAsia"/>
           <w:lang w:eastAsia="zh-CN"/>
         </w:rPr>
-        <w:t>A：</w:t>
-      </w:r>
-      <w:proofErr w:type="spellStart"/>
+        <w:t>A</w:t>
+      </w:r>
       <w:r>
         <w:rPr>
           <w:rFonts w:ascii="微软雅黑" w:eastAsia="微软雅黑" w:hAnsi="微软雅黑" w:hint="eastAsia"/>
           <w:lang w:eastAsia="zh-CN"/>
         </w:rPr>
+        <w:t>：</w:t>
+      </w:r>
+      <w:proofErr w:type="spellStart"/>
+      <w:r>
+        <w:rPr>
+          <w:rFonts w:ascii="微软雅黑" w:eastAsia="微软雅黑" w:hAnsi="微软雅黑" w:hint="eastAsia"/>
+          <w:lang w:eastAsia="zh-CN"/>
+        </w:rPr>
         <w:t>vLLM</w:t>
       </w:r>
       <w:proofErr w:type="spellEnd"/>
@@ -11332,7 +12299,10 @@
         <w:t>：不修改模型文件，切换模型时无需反复编辑</w:t>
       </w:r>
       <w:r>
-        <w:t xml:space="preserve"> tokenizer_config.json。</w:t>
+        <w:t xml:space="preserve"> tokenizer_config.json</w:t>
+      </w:r>
+      <w:r>
+        <w:t>。</w:t>
       </w:r>
     </w:p>
     <w:p>
@@ -11357,7 +12327,13 @@
         <w:rPr>
           <w:rFonts w:ascii="微软雅黑" w:eastAsia="微软雅黑" w:hAnsi="微软雅黑" w:hint="eastAsia"/>
         </w:rPr>
-        <w:t>B：修改模型文件</w:t>
+        <w:t>B</w:t>
+      </w:r>
+      <w:r>
+        <w:rPr>
+          <w:rFonts w:ascii="微软雅黑" w:eastAsia="微软雅黑" w:hAnsi="微软雅黑" w:hint="eastAsia"/>
+        </w:rPr>
+        <w:t>：修改模型文件</w:t>
       </w:r>
     </w:p>
     <w:p>
@@ -11410,7 +12386,13 @@
         <w:rPr>
           <w:rFonts w:hint="eastAsia"/>
         </w:rPr>
-        <w:t>：vLLM</w:t>
+        <w:t>：</w:t>
+      </w:r>
+      <w:r>
+        <w:rPr>
+          <w:rFonts w:hint="eastAsia"/>
+        </w:rPr>
+        <w:t>vLLM</w:t>
       </w:r>
       <w:r>
         <w:t xml:space="preserve"> </w:t>
@@ -11453,7 +12435,13 @@
         <w:rPr>
           <w:rFonts w:ascii="微软雅黑" w:eastAsia="微软雅黑" w:hAnsi="微软雅黑" w:hint="eastAsia"/>
         </w:rPr>
-        <w:t>C：请求级别传参</w:t>
+        <w:t>C</w:t>
+      </w:r>
+      <w:r>
+        <w:rPr>
+          <w:rFonts w:ascii="微软雅黑" w:eastAsia="微软雅黑" w:hAnsi="微软雅黑" w:hint="eastAsia"/>
+        </w:rPr>
+        <w:t>：请求级别传参</w:t>
       </w:r>
     </w:p>
     <w:p>
@@ -11498,7 +12486,6 @@
         <w:rPr>
           <w:rStyle w:val="FunctionTok"/>
         </w:rPr>
-        <w:lastRenderedPageBreak/>
         <w:t>{</w:t>
       </w:r>
       <w:r>
@@ -11751,7 +12738,14 @@
           <w:rFonts w:hint="eastAsia"/>
           <w:lang w:eastAsia="zh-CN"/>
         </w:rPr>
-        <w:t>template，则生效。</w:t>
+        <w:t>template</w:t>
+      </w:r>
+      <w:r>
+        <w:rPr>
+          <w:rFonts w:hint="eastAsia"/>
+          <w:lang w:eastAsia="zh-CN"/>
+        </w:rPr>
+        <w:t>，则生效。</w:t>
       </w:r>
       <w:r>
         <w:rPr>
@@ -12060,7 +13054,19 @@
         <w:rPr>
           <w:rFonts w:ascii="微软雅黑" w:eastAsia="微软雅黑" w:hAnsi="微软雅黑" w:hint="eastAsia"/>
         </w:rPr>
-        <w:t>D：Java</w:t>
+        <w:t>D</w:t>
+      </w:r>
+      <w:r>
+        <w:rPr>
+          <w:rFonts w:ascii="微软雅黑" w:eastAsia="微软雅黑" w:hAnsi="微软雅黑" w:hint="eastAsia"/>
+        </w:rPr>
+        <w:t>：</w:t>
+      </w:r>
+      <w:r>
+        <w:rPr>
+          <w:rFonts w:ascii="微软雅黑" w:eastAsia="微软雅黑" w:hAnsi="微软雅黑" w:hint="eastAsia"/>
+        </w:rPr>
+        <w:t>Java</w:t>
       </w:r>
       <w:r>
         <w:rPr>
@@ -12108,7 +13114,37 @@
         <w:rPr>
           <w:rStyle w:val="CommentTok"/>
         </w:rPr>
-        <w:t>// 在 buildResponse 方法中，对 content 进行清洗</w:t>
+        <w:t xml:space="preserve">// </w:t>
+      </w:r>
+      <w:r>
+        <w:rPr>
+          <w:rStyle w:val="CommentTok"/>
+        </w:rPr>
+        <w:t>在</w:t>
+      </w:r>
+      <w:r>
+        <w:rPr>
+          <w:rStyle w:val="CommentTok"/>
+        </w:rPr>
+        <w:t xml:space="preserve"> buildResponse </w:t>
+      </w:r>
+      <w:r>
+        <w:rPr>
+          <w:rStyle w:val="CommentTok"/>
+        </w:rPr>
+        <w:t>方法中，对</w:t>
+      </w:r>
+      <w:r>
+        <w:rPr>
+          <w:rStyle w:val="CommentTok"/>
+        </w:rPr>
+        <w:t xml:space="preserve"> content </w:t>
+      </w:r>
+      <w:r>
+        <w:rPr>
+          <w:rStyle w:val="CommentTok"/>
+        </w:rPr>
+        <w:t>进行清洗</w:t>
       </w:r>
       <w:r>
         <w:br/>
@@ -12279,7 +13315,25 @@
         <w:rPr>
           <w:rStyle w:val="CommentTok"/>
         </w:rPr>
-        <w:t>// 移除 &lt;think ...&gt;...&lt;/think 标签块</w:t>
+        <w:t xml:space="preserve">// </w:t>
+      </w:r>
+      <w:r>
+        <w:rPr>
+          <w:rStyle w:val="CommentTok"/>
+        </w:rPr>
+        <w:t>移除</w:t>
+      </w:r>
+      <w:r>
+        <w:rPr>
+          <w:rStyle w:val="CommentTok"/>
+        </w:rPr>
+        <w:t xml:space="preserve"> &lt;think ...&gt;...&lt;/think </w:t>
+      </w:r>
+      <w:r>
+        <w:rPr>
+          <w:rStyle w:val="CommentTok"/>
+        </w:rPr>
+        <w:t>标签块</w:t>
       </w:r>
       <w:r>
         <w:br/>
@@ -12564,7 +13618,6 @@
         <w:rPr>
           <w:rStyle w:val="NormalTok"/>
         </w:rPr>
-        <w:lastRenderedPageBreak/>
         <w:t xml:space="preserve">    </w:t>
       </w:r>
       <w:r>
@@ -12637,7 +13690,19 @@
         <w:rPr>
           <w:rStyle w:val="StringTok"/>
         </w:rPr>
-        <w:t>"处理完成。"</w:t>
+        <w:t>"</w:t>
+      </w:r>
+      <w:r>
+        <w:rPr>
+          <w:rStyle w:val="StringTok"/>
+        </w:rPr>
+        <w:t>处理完成。</w:t>
+      </w:r>
+      <w:r>
+        <w:rPr>
+          <w:rStyle w:val="StringTok"/>
+        </w:rPr>
+        <w:t>"</w:t>
       </w:r>
       <w:r>
         <w:rPr>
@@ -12747,7 +13812,13 @@
         <w:rPr>
           <w:rStyle w:val="CommentTok"/>
         </w:rPr>
-        <w:t># 发送一个需要推理的问题，检查返回内容</w:t>
+        <w:t xml:space="preserve"># </w:t>
+      </w:r>
+      <w:r>
+        <w:rPr>
+          <w:rStyle w:val="CommentTok"/>
+        </w:rPr>
+        <w:t>发送一个需要推理的问题，检查返回内容</w:t>
       </w:r>
       <w:r>
         <w:br/>
@@ -12864,7 +13935,31 @@
         <w:rPr>
           <w:rStyle w:val="StringTok"/>
         </w:rPr>
-        <w:t xml:space="preserve">    "messages": [{"role": "user", "content": "3.11和3.9哪个大？"}],</w:t>
+        <w:t xml:space="preserve">    "messages": [{"role": "user", "content": "3.11</w:t>
+      </w:r>
+      <w:r>
+        <w:rPr>
+          <w:rStyle w:val="StringTok"/>
+        </w:rPr>
+        <w:t>和</w:t>
+      </w:r>
+      <w:r>
+        <w:rPr>
+          <w:rStyle w:val="StringTok"/>
+        </w:rPr>
+        <w:t>3.9</w:t>
+      </w:r>
+      <w:r>
+        <w:rPr>
+          <w:rStyle w:val="StringTok"/>
+        </w:rPr>
+        <w:t>哪个大？</w:t>
+      </w:r>
+      <w:r>
+        <w:rPr>
+          <w:rStyle w:val="StringTok"/>
+        </w:rPr>
+        <w:t>"}],</w:t>
       </w:r>
       <w:r>
         <w:br/>
@@ -13140,7 +14235,31 @@
         <w:rPr>
           <w:rStyle w:val="CommentTok"/>
         </w:rPr>
-        <w:t xml:space="preserve">    # === 私有化部署（vLLM）===</w:t>
+        <w:t xml:space="preserve">    # === </w:t>
+      </w:r>
+      <w:r>
+        <w:rPr>
+          <w:rStyle w:val="CommentTok"/>
+        </w:rPr>
+        <w:t>私有化部署（</w:t>
+      </w:r>
+      <w:r>
+        <w:rPr>
+          <w:rStyle w:val="CommentTok"/>
+        </w:rPr>
+        <w:t>vLLM</w:t>
+      </w:r>
+      <w:r>
+        <w:rPr>
+          <w:rStyle w:val="CommentTok"/>
+        </w:rPr>
+        <w:t>）</w:t>
+      </w:r>
+      <w:r>
+        <w:rPr>
+          <w:rStyle w:val="CommentTok"/>
+        </w:rPr>
+        <w:t>===</w:t>
       </w:r>
       <w:r>
         <w:br/>
@@ -13230,8 +14349,31 @@
         <w:rPr>
           <w:rStyle w:val="CommentTok"/>
         </w:rPr>
-        <w:lastRenderedPageBreak/>
-        <w:t xml:space="preserve">    # === 智谱 GLM（临时验证）===</w:t>
+        <w:t xml:space="preserve">    # === </w:t>
+      </w:r>
+      <w:r>
+        <w:rPr>
+          <w:rStyle w:val="CommentTok"/>
+        </w:rPr>
+        <w:t>智谱</w:t>
+      </w:r>
+      <w:r>
+        <w:rPr>
+          <w:rStyle w:val="CommentTok"/>
+        </w:rPr>
+        <w:t xml:space="preserve"> GLM</w:t>
+      </w:r>
+      <w:r>
+        <w:rPr>
+          <w:rStyle w:val="CommentTok"/>
+        </w:rPr>
+        <w:t>（临时验证）</w:t>
+      </w:r>
+      <w:r>
+        <w:rPr>
+          <w:rStyle w:val="CommentTok"/>
+        </w:rPr>
+        <w:t>===</w:t>
       </w:r>
       <w:r>
         <w:br/>
@@ -13520,7 +14662,19 @@
         <w:rPr>
           <w:rStyle w:val="AttributeTok"/>
         </w:rPr>
-        <w:t xml:space="preserve"> http://&lt;云服务器IP&gt;:8000/v1/chat/completions</w:t>
+        <w:t xml:space="preserve"> http://&lt;</w:t>
+      </w:r>
+      <w:r>
+        <w:rPr>
+          <w:rStyle w:val="AttributeTok"/>
+        </w:rPr>
+        <w:t>云服务器</w:t>
+      </w:r>
+      <w:r>
+        <w:rPr>
+          <w:rStyle w:val="AttributeTok"/>
+        </w:rPr>
+        <w:t>IP&gt;:8000/v1/chat/completions</w:t>
       </w:r>
       <w:r>
         <w:br/>
@@ -13826,7 +14980,19 @@
         <w:rPr>
           <w:rStyle w:val="AttributeTok"/>
         </w:rPr>
-        <w:t xml:space="preserve"> http://&lt;云服务器IP&gt;:8000/v1/chat/completions</w:t>
+        <w:t xml:space="preserve"> http://&lt;</w:t>
+      </w:r>
+      <w:r>
+        <w:rPr>
+          <w:rStyle w:val="AttributeTok"/>
+        </w:rPr>
+        <w:t>云服务器</w:t>
+      </w:r>
+      <w:r>
+        <w:rPr>
+          <w:rStyle w:val="AttributeTok"/>
+        </w:rPr>
+        <w:t>IP&gt;:8000/v1/chat/completions</w:t>
       </w:r>
       <w:r>
         <w:br/>
@@ -13955,7 +15121,6 @@
         <w:rPr>
           <w:rStyle w:val="AttributeTok"/>
         </w:rPr>
-        <w:lastRenderedPageBreak/>
         <w:t xml:space="preserve">    </w:t>
       </w:r>
       <w:r>
@@ -14071,7 +15236,13 @@
         <w:rPr>
           <w:rFonts w:hint="eastAsia"/>
         </w:rPr>
-        <w:t>或任意值均可，vLLM</w:t>
+        <w:t>或任意值均可，</w:t>
+      </w:r>
+      <w:r>
+        <w:rPr>
+          <w:rFonts w:hint="eastAsia"/>
+        </w:rPr>
+        <w:t>vLLM</w:t>
       </w:r>
       <w:r>
         <w:t xml:space="preserve"> </w:t>
@@ -14083,7 +15254,13 @@
         <w:t>默认不校验</w:t>
       </w:r>
       <w:r>
-        <w:t xml:space="preserve"> key。 model-name </w:t>
+        <w:t xml:space="preserve"> key</w:t>
+      </w:r>
+      <w:r>
+        <w:t>。</w:t>
+      </w:r>
+      <w:r>
+        <w:t xml:space="preserve"> model-name </w:t>
       </w:r>
       <w:r>
         <w:rPr>
@@ -14213,7 +15390,13 @@
         <w:rPr>
           <w:rFonts w:hint="eastAsia"/>
         </w:rPr>
-        <w:t>IP:映射端口</w:t>
+        <w:t>IP:</w:t>
+      </w:r>
+      <w:r>
+        <w:rPr>
+          <w:rFonts w:hint="eastAsia"/>
+        </w:rPr>
+        <w:t>映射端口</w:t>
       </w:r>
       <w:proofErr w:type="spellEnd"/>
       <w:proofErr w:type="gramEnd"/>
@@ -14258,7 +15441,13 @@
         <w:rPr>
           <w:rFonts w:hint="eastAsia"/>
         </w:rPr>
-        <w:t>40095：</w:t>
+        <w:t>40095</w:t>
+      </w:r>
+      <w:r>
+        <w:rPr>
+          <w:rFonts w:hint="eastAsia"/>
+        </w:rPr>
+        <w:t>：</w:t>
       </w:r>
     </w:p>
     <w:p>
@@ -14356,7 +15545,19 @@
         <w:rPr>
           <w:rStyle w:val="CommentTok"/>
         </w:rPr>
-        <w:t># 测试能否访问 vLLM</w:t>
+        <w:t xml:space="preserve"># </w:t>
+      </w:r>
+      <w:r>
+        <w:rPr>
+          <w:rStyle w:val="CommentTok"/>
+        </w:rPr>
+        <w:t>测试能否访问</w:t>
+      </w:r>
+      <w:r>
+        <w:rPr>
+          <w:rStyle w:val="CommentTok"/>
+        </w:rPr>
+        <w:t xml:space="preserve"> vLLM</w:t>
       </w:r>
       <w:r>
         <w:br/>
@@ -14383,7 +15584,13 @@
         <w:rPr>
           <w:rStyle w:val="NormalTok"/>
         </w:rPr>
-        <w:t>云服务器IP</w:t>
+        <w:t>云服务器</w:t>
+      </w:r>
+      <w:r>
+        <w:rPr>
+          <w:rStyle w:val="NormalTok"/>
+        </w:rPr>
+        <w:t>IP</w:t>
       </w:r>
       <w:r>
         <w:rPr>
@@ -14853,7 +16060,6 @@
         </w:rPr>
       </w:pPr>
       <w:r>
-        <w:lastRenderedPageBreak/>
         <w:t xml:space="preserve">fastjson </w:t>
       </w:r>
       <w:r>
@@ -14869,7 +16075,13 @@
         <w:rPr>
           <w:rFonts w:hint="eastAsia"/>
         </w:rPr>
-        <w:t>camelCase。但</w:t>
+        <w:t>camelCase</w:t>
+      </w:r>
+      <w:r>
+        <w:rPr>
+          <w:rFonts w:hint="eastAsia"/>
+        </w:rPr>
+        <w:t>。但</w:t>
       </w:r>
       <w:r>
         <w:t xml:space="preserve"> OpenAI </w:t>
@@ -14881,7 +16093,10 @@
         <w:t>协议使用</w:t>
       </w:r>
       <w:r>
-        <w:t xml:space="preserve"> snake_case。</w:t>
+        <w:t xml:space="preserve"> snake_case</w:t>
+      </w:r>
+      <w:r>
+        <w:t>。</w:t>
       </w:r>
     </w:p>
     <w:p>
@@ -14915,7 +16130,10 @@
         <w:t>是否被序列化为</w:t>
       </w:r>
       <w:r>
-        <w:t xml:space="preserve"> tool_choice。</w:t>
+        <w:t xml:space="preserve"> tool_choice</w:t>
+      </w:r>
+      <w:r>
+        <w:t>。</w:t>
       </w:r>
     </w:p>
     <w:p>
@@ -14961,7 +16179,19 @@
         <w:rPr>
           <w:rFonts w:hint="eastAsia"/>
         </w:rPr>
-        <w:t>log.debug("LLM请求体:</w:t>
+        <w:t>log.debug("LLM</w:t>
+      </w:r>
+      <w:r>
+        <w:rPr>
+          <w:rFonts w:hint="eastAsia"/>
+        </w:rPr>
+        <w:t>请求体</w:t>
+      </w:r>
+      <w:r>
+        <w:rPr>
+          <w:rFonts w:hint="eastAsia"/>
+        </w:rPr>
+        <w:t>:</w:t>
       </w:r>
       <w:r>
         <w:t xml:space="preserve"> {}", jsonBody);</w:t>
@@ -14995,7 +16225,13 @@
         <w:rPr>
           <w:rFonts w:hint="eastAsia"/>
         </w:rPr>
-        <w:t>，vLLM</w:t>
+        <w:t>，</w:t>
+      </w:r>
+      <w:r>
+        <w:rPr>
+          <w:rFonts w:hint="eastAsia"/>
+        </w:rPr>
+        <w:t>vLLM</w:t>
       </w:r>
       <w:r>
         <w:t xml:space="preserve"> </w:t>
@@ -15254,7 +16490,13 @@
         <w:rPr>
           <w:rFonts w:hint="eastAsia"/>
         </w:rPr>
-        <w:t>时，fastjson</w:t>
+        <w:t>时，</w:t>
+      </w:r>
+      <w:r>
+        <w:rPr>
+          <w:rFonts w:hint="eastAsia"/>
+        </w:rPr>
+        <w:t>fastjson</w:t>
       </w:r>
       <w:r>
         <w:t xml:space="preserve"> </w:t>
@@ -15272,7 +16514,19 @@
         <w:rPr>
           <w:rFonts w:hint="eastAsia"/>
         </w:rPr>
-        <w:t>字段名（camelCase），而</w:t>
+        <w:t>字段名（</w:t>
+      </w:r>
+      <w:r>
+        <w:rPr>
+          <w:rFonts w:hint="eastAsia"/>
+        </w:rPr>
+        <w:t>camelCase</w:t>
+      </w:r>
+      <w:r>
+        <w:rPr>
+          <w:rFonts w:hint="eastAsia"/>
+        </w:rPr>
+        <w:t>），而</w:t>
       </w:r>
       <w:r>
         <w:t xml:space="preserve"> OpenAI API </w:t>
@@ -15284,7 +16538,13 @@
         <w:t>要求</w:t>
       </w:r>
       <w:r>
-        <w:t xml:space="preserve"> snake_case。 </w:t>
+        <w:t xml:space="preserve"> snake_case</w:t>
+      </w:r>
+      <w:r>
+        <w:t>。</w:t>
+      </w:r>
+      <w:r>
+        <w:t xml:space="preserve"> </w:t>
       </w:r>
       <w:r>
         <w:rPr>
@@ -15308,7 +16568,13 @@
         <w:rPr>
           <w:rFonts w:hint="eastAsia"/>
         </w:rPr>
-        <w:t>camelCase）但</w:t>
+        <w:t>camelCase</w:t>
+      </w:r>
+      <w:r>
+        <w:rPr>
+          <w:rFonts w:hint="eastAsia"/>
+        </w:rPr>
+        <w:t>）但</w:t>
       </w:r>
       <w:r>
         <w:t xml:space="preserve"> vLLM </w:t>
@@ -15563,8 +16829,13 @@
         <w:rPr>
           <w:rStyle w:val="CommentTok"/>
         </w:rPr>
-        <w:lastRenderedPageBreak/>
-        <w:t># 备用镜像</w:t>
+        <w:t xml:space="preserve"># </w:t>
+      </w:r>
+      <w:r>
+        <w:rPr>
+          <w:rStyle w:val="CommentTok"/>
+        </w:rPr>
+        <w:t>备用镜像</w:t>
       </w:r>
       <w:r>
         <w:br/>
@@ -15682,7 +16953,13 @@
         <w:rPr>
           <w:rFonts w:hint="eastAsia"/>
         </w:rPr>
-        <w:t>4096）</w:t>
+        <w:t>4096</w:t>
+      </w:r>
+      <w:r>
+        <w:rPr>
+          <w:rFonts w:hint="eastAsia"/>
+        </w:rPr>
+        <w:t>）</w:t>
       </w:r>
       <w:r>
         <w:t xml:space="preserve"> 2. </w:t>
@@ -15718,7 +16995,13 @@
         <w:rPr>
           <w:rFonts w:hint="eastAsia"/>
         </w:rPr>
-        <w:t>0.85）</w:t>
+        <w:t>0.85</w:t>
+      </w:r>
+      <w:r>
+        <w:rPr>
+          <w:rFonts w:hint="eastAsia"/>
+        </w:rPr>
+        <w:t>）</w:t>
       </w:r>
       <w:r>
         <w:t xml:space="preserve"> 3. </w:t>
@@ -15754,7 +17037,13 @@
         <w:rPr>
           <w:rFonts w:hint="eastAsia"/>
         </w:rPr>
-        <w:t>4）</w:t>
+        <w:t>4</w:t>
+      </w:r>
+      <w:r>
+        <w:rPr>
+          <w:rFonts w:hint="eastAsia"/>
+        </w:rPr>
+        <w:t>）</w:t>
       </w:r>
       <w:r>
         <w:t xml:space="preserve"> 4. </w:t>
@@ -15781,7 +17070,13 @@
         <w:rPr>
           <w:rFonts w:hint="eastAsia"/>
         </w:rPr>
-        <w:t>8，利用</w:t>
+        <w:t>8</w:t>
+      </w:r>
+      <w:r>
+        <w:rPr>
+          <w:rFonts w:hint="eastAsia"/>
+        </w:rPr>
+        <w:t>，利用</w:t>
       </w:r>
       <w:r>
         <w:t xml:space="preserve"> CPU </w:t>
@@ -15839,7 +17134,13 @@
         <w:rPr>
           <w:rFonts w:hint="eastAsia"/>
         </w:rPr>
-        <w:t>tool_calls，或</w:t>
+        <w:t>tool_calls</w:t>
+      </w:r>
+      <w:r>
+        <w:rPr>
+          <w:rFonts w:hint="eastAsia"/>
+        </w:rPr>
+        <w:t>，或</w:t>
       </w:r>
       <w:r>
         <w:t xml:space="preserve"> tool_calls </w:t>
@@ -15898,7 +17199,13 @@
         <w:rPr>
           <w:rFonts w:hint="eastAsia"/>
         </w:rPr>
-        <w:t>已设置（Qwen3</w:t>
+        <w:t>已设置（</w:t>
+      </w:r>
+      <w:r>
+        <w:rPr>
+          <w:rFonts w:hint="eastAsia"/>
+        </w:rPr>
+        <w:t>Qwen3</w:t>
       </w:r>
       <w:r>
         <w:t xml:space="preserve"> </w:t>
@@ -15925,7 +17232,13 @@
         <w:rPr>
           <w:rFonts w:hint="eastAsia"/>
         </w:rPr>
-        <w:t>，Qwen3.5</w:t>
+        <w:t>，</w:t>
+      </w:r>
+      <w:r>
+        <w:rPr>
+          <w:rFonts w:hint="eastAsia"/>
+        </w:rPr>
+        <w:t>Qwen3.5</w:t>
       </w:r>
       <w:r>
         <w:t xml:space="preserve"> </w:t>
@@ -15970,7 +17283,19 @@
         <w:rPr>
           <w:rFonts w:hint="eastAsia"/>
         </w:rPr>
-        <w:t>（snake_case，需检查</w:t>
+        <w:t>（</w:t>
+      </w:r>
+      <w:r>
+        <w:rPr>
+          <w:rFonts w:hint="eastAsia"/>
+        </w:rPr>
+        <w:t>snake_case</w:t>
+      </w:r>
+      <w:r>
+        <w:rPr>
+          <w:rFonts w:hint="eastAsia"/>
+        </w:rPr>
+        <w:t>，需检查</w:t>
       </w:r>
       <w:r>
         <w:t xml:space="preserve"> @JSONField </w:t>
@@ -16033,7 +17358,13 @@
         <w:rPr>
           <w:rFonts w:hint="eastAsia"/>
         </w:rPr>
-        <w:t>JSONDecodeError，切换到对应模型的推荐解析器</w:t>
+        <w:t>JSONDecodeError</w:t>
+      </w:r>
+      <w:r>
+        <w:rPr>
+          <w:rFonts w:hint="eastAsia"/>
+        </w:rPr>
+        <w:t>，切换到对应模型的推荐解析器</w:t>
       </w:r>
     </w:p>
     <w:p>
@@ -16047,7 +17378,31 @@
         <w:rPr>
           <w:rStyle w:val="CommentTok"/>
         </w:rPr>
-        <w:t># Qwen3-32B：hermes 不生效时切换到 qwen3_xml</w:t>
+        <w:t># Qwen3-32B</w:t>
+      </w:r>
+      <w:r>
+        <w:rPr>
+          <w:rStyle w:val="CommentTok"/>
+        </w:rPr>
+        <w:t>：</w:t>
+      </w:r>
+      <w:r>
+        <w:rPr>
+          <w:rStyle w:val="CommentTok"/>
+        </w:rPr>
+        <w:t xml:space="preserve">hermes </w:t>
+      </w:r>
+      <w:r>
+        <w:rPr>
+          <w:rStyle w:val="CommentTok"/>
+        </w:rPr>
+        <w:t>不生效时切换到</w:t>
+      </w:r>
+      <w:r>
+        <w:rPr>
+          <w:rStyle w:val="CommentTok"/>
+        </w:rPr>
+        <w:t xml:space="preserve"> qwen3_xml</w:t>
       </w:r>
       <w:r>
         <w:br/>
@@ -16074,7 +17429,31 @@
         <w:rPr>
           <w:rStyle w:val="CommentTok"/>
         </w:rPr>
-        <w:t># Qwen3.5-27B：hermes 不生效时切换到 qwen3_coder</w:t>
+        <w:t># Qwen3.5-27B</w:t>
+      </w:r>
+      <w:r>
+        <w:rPr>
+          <w:rStyle w:val="CommentTok"/>
+        </w:rPr>
+        <w:t>：</w:t>
+      </w:r>
+      <w:r>
+        <w:rPr>
+          <w:rStyle w:val="CommentTok"/>
+        </w:rPr>
+        <w:t xml:space="preserve">hermes </w:t>
+      </w:r>
+      <w:r>
+        <w:rPr>
+          <w:rStyle w:val="CommentTok"/>
+        </w:rPr>
+        <w:t>不生效时切换到</w:t>
+      </w:r>
+      <w:r>
+        <w:rPr>
+          <w:rStyle w:val="CommentTok"/>
+        </w:rPr>
+        <w:t xml:space="preserve"> qwen3_coder</w:t>
       </w:r>
       <w:r>
         <w:br/>
@@ -16101,7 +17480,49 @@
         <w:rPr>
           <w:rStyle w:val="CommentTok"/>
         </w:rPr>
-        <w:t># 最后手段：不带 parser（部分模型自带 chat template 支持 function calling）</w:t>
+        <w:t xml:space="preserve"># </w:t>
+      </w:r>
+      <w:r>
+        <w:rPr>
+          <w:rStyle w:val="CommentTok"/>
+        </w:rPr>
+        <w:t>最后手段：不带</w:t>
+      </w:r>
+      <w:r>
+        <w:rPr>
+          <w:rStyle w:val="CommentTok"/>
+        </w:rPr>
+        <w:t xml:space="preserve"> parser</w:t>
+      </w:r>
+      <w:r>
+        <w:rPr>
+          <w:rStyle w:val="CommentTok"/>
+        </w:rPr>
+        <w:t>（部分模型自带</w:t>
+      </w:r>
+      <w:r>
+        <w:rPr>
+          <w:rStyle w:val="CommentTok"/>
+        </w:rPr>
+        <w:t xml:space="preserve"> chat template </w:t>
+      </w:r>
+      <w:r>
+        <w:rPr>
+          <w:rStyle w:val="CommentTok"/>
+        </w:rPr>
+        <w:t>支持</w:t>
+      </w:r>
+      <w:r>
+        <w:rPr>
+          <w:rStyle w:val="CommentTok"/>
+        </w:rPr>
+        <w:t xml:space="preserve"> function calling</w:t>
+      </w:r>
+      <w:r>
+        <w:rPr>
+          <w:rStyle w:val="CommentTok"/>
+        </w:rPr>
+        <w:t>）</w:t>
       </w:r>
       <w:r>
         <w:br/>
@@ -16277,7 +17698,6 @@
         <w:rPr>
           <w:rStyle w:val="NormalTok"/>
         </w:rPr>
-        <w:lastRenderedPageBreak/>
         <w:t xml:space="preserve">  </w:t>
       </w:r>
       <w:r>
@@ -16563,7 +17983,13 @@
         <w:rPr>
           <w:rFonts w:hint="eastAsia"/>
         </w:rPr>
-        <w:t>D）</w:t>
+        <w:t>D</w:t>
+      </w:r>
+      <w:r>
+        <w:rPr>
+          <w:rFonts w:hint="eastAsia"/>
+        </w:rPr>
+        <w:t>）</w:t>
       </w:r>
     </w:p>
     <w:p>
@@ -16582,7 +18008,13 @@
         <w:rPr>
           <w:rFonts w:ascii="微软雅黑" w:eastAsia="微软雅黑" w:hAnsi="微软雅黑" w:hint="eastAsia"/>
         </w:rPr>
-        <w:t>启动慢（CUDA</w:t>
+        <w:t>启动慢（</w:t>
+      </w:r>
+      <w:r>
+        <w:rPr>
+          <w:rFonts w:ascii="微软雅黑" w:eastAsia="微软雅黑" w:hAnsi="微软雅黑" w:hint="eastAsia"/>
+        </w:rPr>
+        <w:t>CUDA</w:t>
       </w:r>
       <w:r>
         <w:rPr>
@@ -16625,7 +18057,13 @@
         <w:rPr>
           <w:rFonts w:hint="eastAsia"/>
         </w:rPr>
-        <w:t>Graph，这是正常现象。</w:t>
+        <w:t>Graph</w:t>
+      </w:r>
+      <w:r>
+        <w:rPr>
+          <w:rFonts w:hint="eastAsia"/>
+        </w:rPr>
+        <w:t>，这是正常现象。</w:t>
       </w:r>
     </w:p>
     <w:p>
@@ -16665,7 +18103,25 @@
         <w:rPr>
           <w:rStyle w:val="CommentTok"/>
         </w:rPr>
-        <w:t># 跳过 CUDA Graph，启动快但推理略慢</w:t>
+        <w:t xml:space="preserve"># </w:t>
+      </w:r>
+      <w:r>
+        <w:rPr>
+          <w:rStyle w:val="CommentTok"/>
+        </w:rPr>
+        <w:t>跳过</w:t>
+      </w:r>
+      <w:r>
+        <w:rPr>
+          <w:rStyle w:val="CommentTok"/>
+        </w:rPr>
+        <w:t xml:space="preserve"> CUDA Graph</w:t>
+      </w:r>
+      <w:r>
+        <w:rPr>
+          <w:rStyle w:val="CommentTok"/>
+        </w:rPr>
+        <w:t>，启动快但推理略慢</w:t>
       </w:r>
     </w:p>
     <w:p>
@@ -16698,7 +18154,13 @@
         <w:rPr>
           <w:rStyle w:val="CommentTok"/>
         </w:rPr>
-        <w:t># 停掉当前模型</w:t>
+        <w:t xml:space="preserve"># </w:t>
+      </w:r>
+      <w:r>
+        <w:rPr>
+          <w:rStyle w:val="CommentTok"/>
+        </w:rPr>
+        <w:t>停掉当前模型</w:t>
       </w:r>
       <w:r>
         <w:br/>
@@ -16707,7 +18169,13 @@
         <w:rPr>
           <w:rStyle w:val="CommentTok"/>
         </w:rPr>
-        <w:t># 找到进程</w:t>
+        <w:t xml:space="preserve"># </w:t>
+      </w:r>
+      <w:r>
+        <w:rPr>
+          <w:rStyle w:val="CommentTok"/>
+        </w:rPr>
+        <w:t>找到进程</w:t>
       </w:r>
       <w:r>
         <w:br/>
@@ -16791,7 +18259,37 @@
         <w:rPr>
           <w:rStyle w:val="CommentTok"/>
         </w:rPr>
-        <w:t># 启动另一个模型（修改 --model 和 --served-model-name）</w:t>
+        <w:t xml:space="preserve"># </w:t>
+      </w:r>
+      <w:r>
+        <w:rPr>
+          <w:rStyle w:val="CommentTok"/>
+        </w:rPr>
+        <w:t>启动另一个模型（修改</w:t>
+      </w:r>
+      <w:r>
+        <w:rPr>
+          <w:rStyle w:val="CommentTok"/>
+        </w:rPr>
+        <w:t xml:space="preserve"> --model </w:t>
+      </w:r>
+      <w:r>
+        <w:rPr>
+          <w:rStyle w:val="CommentTok"/>
+        </w:rPr>
+        <w:t>和</w:t>
+      </w:r>
+      <w:r>
+        <w:rPr>
+          <w:rStyle w:val="CommentTok"/>
+        </w:rPr>
+        <w:t xml:space="preserve"> --served-model-name</w:t>
+      </w:r>
+      <w:r>
+        <w:rPr>
+          <w:rStyle w:val="CommentTok"/>
+        </w:rPr>
+        <w:t>）</w:t>
       </w:r>
       <w:r>
         <w:br/>
@@ -16800,24 +18298,47 @@
         <w:rPr>
           <w:rStyle w:val="CommentTok"/>
         </w:rPr>
-        <w:t># 见第二/三部分的启动命令</w:t>
+        <w:t xml:space="preserve"># </w:t>
+      </w:r>
+      <w:r>
+        <w:rPr>
+          <w:rStyle w:val="CommentTok"/>
+        </w:rPr>
+        <w:t>见第二</w:t>
+      </w:r>
+      <w:r>
+        <w:rPr>
+          <w:rStyle w:val="CommentTok"/>
+        </w:rPr>
+        <w:t>/</w:t>
+      </w:r>
+      <w:r>
+        <w:rPr>
+          <w:rStyle w:val="CommentTok"/>
+        </w:rPr>
+        <w:t>三部分的启动命令</w:t>
       </w:r>
     </w:p>
     <w:p>
       <w:pPr>
         <w:pStyle w:val="21"/>
+        <w:rPr>
+          <w:lang w:eastAsia="zh-CN"/>
+        </w:rPr>
       </w:pPr>
       <w:bookmarkStart w:id="62" w:name="a.7-后台运行"/>
       <w:bookmarkEnd w:id="61"/>
       <w:r>
         <w:rPr>
           <w:rFonts w:ascii="微软雅黑" w:eastAsia="微软雅黑" w:hAnsi="微软雅黑"/>
+          <w:lang w:eastAsia="zh-CN"/>
         </w:rPr>
         <w:t xml:space="preserve">A.7 </w:t>
       </w:r>
       <w:r>
         <w:rPr>
           <w:rFonts w:ascii="微软雅黑" w:eastAsia="微软雅黑" w:hAnsi="微软雅黑" w:hint="eastAsia"/>
+          <w:lang w:eastAsia="zh-CN"/>
         </w:rPr>
         <w:t>后台运行</w:t>
       </w:r>
@@ -16827,50 +18348,53 @@
         <w:pStyle w:val="SourceCode"/>
         <w:rPr>
           <w:rFonts w:hint="eastAsia"/>
+          <w:lang w:eastAsia="zh-CN"/>
         </w:rPr>
       </w:pPr>
       <w:r>
         <w:rPr>
           <w:rStyle w:val="CommentTok"/>
+          <w:lang w:eastAsia="zh-CN"/>
         </w:rPr>
         <w:t xml:space="preserve"># </w:t>
       </w:r>
+      <w:r>
+        <w:rPr>
+          <w:rStyle w:val="CommentTok"/>
+          <w:lang w:eastAsia="zh-CN"/>
+        </w:rPr>
+        <w:t>使用</w:t>
+      </w:r>
+      <w:r>
+        <w:rPr>
+          <w:rStyle w:val="CommentTok"/>
+          <w:lang w:eastAsia="zh-CN"/>
+        </w:rPr>
+        <w:t xml:space="preserve"> </w:t>
+      </w:r>
       <w:proofErr w:type="spellStart"/>
       <w:r>
         <w:rPr>
           <w:rStyle w:val="CommentTok"/>
-        </w:rPr>
-        <w:t>使用</w:t>
+          <w:lang w:eastAsia="zh-CN"/>
+        </w:rPr>
+        <w:t>nohup</w:t>
       </w:r>
       <w:proofErr w:type="spellEnd"/>
       <w:r>
         <w:rPr>
           <w:rStyle w:val="CommentTok"/>
+          <w:lang w:eastAsia="zh-CN"/>
         </w:rPr>
         <w:t xml:space="preserve"> </w:t>
       </w:r>
-      <w:proofErr w:type="spellStart"/>
       <w:r>
         <w:rPr>
           <w:rStyle w:val="CommentTok"/>
-        </w:rPr>
-        <w:t>nohup</w:t>
-      </w:r>
-      <w:proofErr w:type="spellEnd"/>
-      <w:r>
-        <w:rPr>
-          <w:rStyle w:val="CommentTok"/>
-        </w:rPr>
-        <w:t xml:space="preserve"> </w:t>
-      </w:r>
-      <w:proofErr w:type="spellStart"/>
-      <w:r>
-        <w:rPr>
-          <w:rStyle w:val="CommentTok"/>
+          <w:lang w:eastAsia="zh-CN"/>
         </w:rPr>
         <w:t>后台运行</w:t>
       </w:r>
-      <w:proofErr w:type="spellEnd"/>
     </w:p>
     <w:bookmarkEnd w:id="55"/>
     <w:bookmarkEnd w:id="62"/>
@@ -16886,7 +18410,6 @@
         <w:rPr>
           <w:rFonts w:ascii="微软雅黑" w:eastAsia="微软雅黑" w:hAnsi="微软雅黑" w:hint="eastAsia"/>
         </w:rPr>
-        <w:lastRenderedPageBreak/>
         <w:t>A.</w:t>
       </w:r>
       <w:r>
